--- a/Volume 1/Chapter 04 - Databases/SPA_Vol1_Ch4_Lesson4_14_Database_Error_Handling.docx
+++ b/Volume 1/Chapter 04 - Databases/SPA_Vol1_Ch4_Lesson4_14_Database_Error_Handling.docx
@@ -163,7 +163,7 @@
         <w:pStyle w:val="RequiredOutput"/>
       </w:pPr>
       <w:r>
-        <w:t>ERROR 1062 (23000): Duplicate entry 'ada@example.com' for key 'contacts.email'</w:t>
+        <w:t>ERROR 1062 (23000): Duplicate entry 'ada@example.com' for key 'contacts_c.email'</w:t>
       </w:r>
     </w:p>
     <w:p>
@@ -681,7 +681,7 @@
         <w:pStyle w:val="ListBullet"/>
       </w:pPr>
       <w:r>
-        <w:t>The message must fit the operation. In this program the only UNIQUE value sent is the email, and the only foreign key is group_id, so 1062 and 1452 each have one meaning here. contact_groups.name is UNIQUE too; when a program also adds groups, 1062 from that INSERT means a taken group name, so that operation tests the number itself before the general message. The Challenge does exactly that.</w:t>
+        <w:t>The message must fit the operation. In this program the only UNIQUE value sent is the email, and the only foreign key is group_id, so 1062 and 1452 each have one meaning here. A group's name is UNIQUE too (contact_groups_c.name in C); when a program also adds groups, 1062 from that INSERT means a taken group name, so that operation tests the number itself before the general message. The Challenge does exactly that.</w:t>
       </w:r>
     </w:p>
     <w:p>
@@ -745,7 +745,7 @@
         <w:keepNext/>
       </w:pPr>
       <w:r>
-        <w:t>Step                      Edsger Dijkstra's transaction</w:t>
+        <w:t>Step                        Edsger Dijkstra's transaction</w:t>
       </w:r>
     </w:p>
     <w:p>
@@ -754,7 +754,7 @@
         <w:keepNext/>
       </w:pPr>
       <w:r>
-        <w:t>START TRANSACTION         begins; nothing is kept yet</w:t>
+        <w:t>START TRANSACTION           begins; nothing is kept yet</w:t>
       </w:r>
     </w:p>
     <w:p>
@@ -763,7 +763,7 @@
         <w:keepNext/>
       </w:pPr>
       <w:r>
-        <w:t>INSERT INTO contacts ...  works: id 5, pending</w:t>
+        <w:t>INSERT INTO contacts_c ...  works: id 5, pending</w:t>
       </w:r>
     </w:p>
     <w:p>
@@ -772,7 +772,7 @@
         <w:keepNext/>
       </w:pPr>
       <w:r>
-        <w:t>UPDATE ... group_id = 99  refused, error 1452; only this statement is undone</w:t>
+        <w:t>UPDATE ... group_id = 99    refused, error 1452; only this statement is undone</w:t>
       </w:r>
     </w:p>
     <w:p>
@@ -780,7 +780,7 @@
         <w:pStyle w:val="RequiredOutput"/>
       </w:pPr>
       <w:r>
-        <w:t>ROLLBACK                  undoes the pending INSERT: no Edsger Dijkstra</w:t>
+        <w:t>ROLLBACK                    undoes the pending INSERT: no Edsger Dijkstra</w:t>
       </w:r>
     </w:p>
     <w:p>
@@ -793,7 +793,7 @@
         <w:pStyle w:val="ListBullet"/>
       </w:pPr>
       <w:r>
-        <w:t>Not found is not an error. DELETE FROM contacts WHERE id = 99 succeeds and removes 0 rows, so there is no error number to read; the program reports it from the count as an outcome, as Lesson 4.8 did, and does not count it as a failure.</w:t>
+        <w:t>Not found is not an error. DELETE FROM contacts_c WHERE id = 99 (each language with its own table) succeeds and removes 0 rows, so there is no error number to read; the program reports it from the count as an outcome, as Lesson 4.8 did, and does not count it as a failure.</w:t>
       </w:r>
     </w:p>
     <w:p>
@@ -886,7 +886,7 @@
         <w:keepNext/>
       </w:pPr>
       <w:r>
-        <w:t>Setup: Reset contacts and contact_groups (Lesson 4.11's Data Reset)</w:t>
+        <w:t>Setup: Reset the Language's Two Tables (Lesson 4.11's Data Reset)</w:t>
       </w:r>
     </w:p>
     <w:p>
@@ -1024,7 +1024,7 @@
         <w:pStyle w:val="ListBullet"/>
       </w:pPr>
       <w:r>
-        <w:t>Project Setup's Data Reset is Lesson 4.11's: contacts with group_id and its FOREIGN KEY, an empty contact_groups, and Lesson 4.6's three contacts. Every Build and Run block runs the reset file again before its program. The Port Check shows that nothing listens on port 3307.</w:t>
+        <w:t>Each language has its own two tables: contacts_c and contact_groups_c for C, contacts_cpp and contact_groups_cpp for C++, and so on for C#, Go, Python, and TypeScript. Project Setup's Data Reset is Lesson 4.11's, one file per language: contacts with group_id and its FOREIGN KEY, an empty groups table, and Lesson 4.6's three contacts. Every Build and Run block runs its own language's reset file again before its program. The Port Check shows that nothing listens on port 3307.</w:t>
       </w:r>
     </w:p>
     <w:p>
@@ -1113,7 +1113,47 @@
         <w:keepNext/>
       </w:pPr>
       <w:r>
-        <w:t xml:space="preserve">  sql/reset_contacts.sql</w:t>
+        <w:t xml:space="preserve">  sql/reset_contacts_c.sql</w:t>
+      </w:r>
+    </w:p>
+    <w:p>
+      <w:pPr>
+        <w:pStyle w:val="CommandBlock"/>
+      </w:pPr>
+      <w:r>
+        <w:t xml:space="preserve">  sql/reset_contacts_cpp.sql</w:t>
+      </w:r>
+    </w:p>
+    <w:p>
+      <w:pPr>
+        <w:pStyle w:val="CommandBlock"/>
+      </w:pPr>
+      <w:r>
+        <w:t xml:space="preserve">  sql/reset_contacts_csharp.sql</w:t>
+      </w:r>
+    </w:p>
+    <w:p>
+      <w:pPr>
+        <w:pStyle w:val="CommandBlock"/>
+      </w:pPr>
+      <w:r>
+        <w:t xml:space="preserve">  sql/reset_contacts_go.sql</w:t>
+      </w:r>
+    </w:p>
+    <w:p>
+      <w:pPr>
+        <w:pStyle w:val="CommandBlock"/>
+      </w:pPr>
+      <w:r>
+        <w:t xml:space="preserve">  sql/reset_contacts_python.sql</w:t>
+      </w:r>
+    </w:p>
+    <w:p>
+      <w:pPr>
+        <w:pStyle w:val="CommandBlock"/>
+      </w:pPr>
+      <w:r>
+        <w:t xml:space="preserve">  sql/reset_contacts_typescript.sql</w:t>
       </w:r>
     </w:p>
     <w:p>
@@ -2339,10 +2379,10 @@
     </w:p>
     <w:p>
       <w:r>
-        <w:t>This lesson uses Lesson 4.11's known state again: it drops contacts and contact_groups, with any rows earlier lessons or your own experiments left in them, creates contact_groups empty, creates contacts with group_id and its foreign key, and inserts Lesson 4.6's three contacts, none of them in a group. Group 99 therefore does not exist, and ada@example.com is taken. Every Build and Run block runs this file again, so each run starts from exactly this state. The rows it removes were practice rows; the Chapter</w:t>
-      </w:r>
-      <w:r>
-        <w:t xml:space="preserve"> 4 project keeps its own data and never resets it.</w:t>
+        <w:t>This lesson uses Lesson 4.11's known state again. Remember, each language has its own two tables and its own reset file: reset_contacts_c.sql resets contacts_c and contact_groups_c, and never touches another language's rows. Each file drops its language's two tables, with any rows earlier lessons or your own experiments left in them, creates the groups table empty, creates the contacts table with group_id and its foreign key, and inserts Lesson 4.6's three contacts, none of them in a group. Group 99 therefo</w:t>
+      </w:r>
+      <w:r>
+        <w:t>re does not exist, and ada@example.com is taken. The six files differ only in the language's name. Every Build and Run block runs its language's file again, so each run starts from exactly this state. The rows it removes were practice rows; the Chapter 4 project keeps its own data and never resets it.</w:t>
       </w:r>
     </w:p>
     <w:p>
@@ -2365,115 +2405,123 @@
         <w:pStyle w:val="Heading3"/>
       </w:pPr>
       <w:r>
-        <w:t>sql/reset_contacts.sql</w:t>
-      </w:r>
-    </w:p>
-    <w:p>
-      <w:pPr>
-        <w:pStyle w:val="SourceCode"/>
-        <w:keepNext/>
-      </w:pPr>
-      <w:r>
-        <w:t>-- Lesson 4.11's known state, used again by Lesson 4.14. This file resets</w:t>
-      </w:r>
-    </w:p>
-    <w:p>
-      <w:pPr>
-        <w:pStyle w:val="SourceCode"/>
-        <w:keepNext/>
-      </w:pPr>
-      <w:r>
-        <w:t>-- both lesson tables: it drops them, with any rows earlier lessons or</w:t>
-      </w:r>
-    </w:p>
-    <w:p>
-      <w:pPr>
-        <w:pStyle w:val="SourceCode"/>
-      </w:pPr>
-      <w:r>
-        <w:t>-- your own experiments left in them, and builds them again: an empty</w:t>
-      </w:r>
-    </w:p>
-    <w:p>
-      <w:pPr>
-        <w:pStyle w:val="SourceCode"/>
-      </w:pPr>
-      <w:r>
-        <w:t>-- contact_groups table, and the contacts table with a group_id column and</w:t>
-      </w:r>
-    </w:p>
-    <w:p>
-      <w:pPr>
-        <w:pStyle w:val="SourceCode"/>
-      </w:pPr>
-      <w:r>
-        <w:t>-- Lesson 4.6's three contacts, none of them in a group yet.</w:t>
-      </w:r>
-    </w:p>
-    <w:p>
-      <w:pPr>
-        <w:pStyle w:val="SourceCode"/>
-      </w:pPr>
-    </w:p>
-    <w:p>
-      <w:pPr>
-        <w:pStyle w:val="SourceCode"/>
-      </w:pPr>
-      <w:r>
-        <w:t>-- Remove the old tables and every row in them (Lesson 4.4). contacts goes</w:t>
-      </w:r>
-    </w:p>
-    <w:p>
-      <w:pPr>
-        <w:pStyle w:val="SourceCode"/>
-      </w:pPr>
-      <w:r>
-        <w:t>-- first: its rows point at contact_groups, and the server refuses to drop</w:t>
-      </w:r>
-    </w:p>
-    <w:p>
-      <w:pPr>
-        <w:pStyle w:val="SourceCode"/>
-      </w:pPr>
-      <w:r>
-        <w:t>-- a table that another table's foreign key still points at. IF EXISTS</w:t>
-      </w:r>
-    </w:p>
-    <w:p>
-      <w:pPr>
-        <w:pStyle w:val="SourceCode"/>
-      </w:pPr>
-      <w:r>
-        <w:t>-- skips a table that is not there yet.</w:t>
-      </w:r>
-    </w:p>
-    <w:p>
-      <w:pPr>
-        <w:pStyle w:val="SourceCode"/>
-      </w:pPr>
-      <w:r>
-        <w:t>DROP TABLE IF EXISTS contacts;</w:t>
-      </w:r>
-    </w:p>
-    <w:p>
-      <w:pPr>
-        <w:pStyle w:val="SourceCode"/>
-      </w:pPr>
-      <w:r>
-        <w:t>DROP TABLE IF EXISTS contact_groups;</w:t>
-      </w:r>
-    </w:p>
-    <w:p>
-      <w:pPr>
-        <w:pStyle w:val="SourceCode"/>
-      </w:pPr>
-    </w:p>
-    <w:p>
-      <w:pPr>
-        <w:pStyle w:val="SourceCode"/>
-      </w:pPr>
-      <w:r>
-        <w:t>-- The new table: one row per group. id is numbered by the server, like</w:t>
+        <w:t>sql/reset_contacts_c.sql</w:t>
+      </w:r>
+    </w:p>
+    <w:p>
+      <w:pPr>
+        <w:pStyle w:val="SourceCode"/>
+        <w:keepNext/>
+      </w:pPr>
+      <w:r>
+        <w:t>-- Lesson 4.11's known state for C. This file resets the C programs' own two</w:t>
+      </w:r>
+    </w:p>
+    <w:p>
+      <w:pPr>
+        <w:pStyle w:val="SourceCode"/>
+        <w:keepNext/>
+      </w:pPr>
+      <w:r>
+        <w:t>-- tables, contact_groups_c and contacts_c: it drops them, with any rows</w:t>
+      </w:r>
+    </w:p>
+    <w:p>
+      <w:pPr>
+        <w:pStyle w:val="SourceCode"/>
+      </w:pPr>
+      <w:r>
+        <w:t>-- earlier lessons or your own experiments left in them, and builds them</w:t>
+      </w:r>
+    </w:p>
+    <w:p>
+      <w:pPr>
+        <w:pStyle w:val="SourceCode"/>
+      </w:pPr>
+      <w:r>
+        <w:t>-- again: an empty contact_groups_c table, and the contacts_c table with a</w:t>
+      </w:r>
+    </w:p>
+    <w:p>
+      <w:pPr>
+        <w:pStyle w:val="SourceCode"/>
+      </w:pPr>
+      <w:r>
+        <w:t>-- group_id column and Lesson 4.6's three contacts, none of them in a group</w:t>
+      </w:r>
+    </w:p>
+    <w:p>
+      <w:pPr>
+        <w:pStyle w:val="SourceCode"/>
+      </w:pPr>
+      <w:r>
+        <w:t>-- yet.</w:t>
+      </w:r>
+    </w:p>
+    <w:p>
+      <w:pPr>
+        <w:pStyle w:val="SourceCode"/>
+      </w:pPr>
+    </w:p>
+    <w:p>
+      <w:pPr>
+        <w:pStyle w:val="SourceCode"/>
+      </w:pPr>
+      <w:r>
+        <w:t>-- Remove the old tables and every row in them (Lesson 4.4). contacts_c goes</w:t>
+      </w:r>
+    </w:p>
+    <w:p>
+      <w:pPr>
+        <w:pStyle w:val="SourceCode"/>
+      </w:pPr>
+      <w:r>
+        <w:t>-- first: its rows point at contact_groups_c, and the server refuses to drop</w:t>
+      </w:r>
+    </w:p>
+    <w:p>
+      <w:pPr>
+        <w:pStyle w:val="SourceCode"/>
+      </w:pPr>
+      <w:r>
+        <w:t>-- a table that another table's foreign key still points at. IF EXISTS skips</w:t>
+      </w:r>
+    </w:p>
+    <w:p>
+      <w:pPr>
+        <w:pStyle w:val="SourceCode"/>
+      </w:pPr>
+      <w:r>
+        <w:t>-- a table that is not there yet.</w:t>
+      </w:r>
+    </w:p>
+    <w:p>
+      <w:pPr>
+        <w:pStyle w:val="SourceCode"/>
+      </w:pPr>
+      <w:r>
+        <w:t>DROP TABLE IF EXISTS contacts_c;</w:t>
+      </w:r>
+    </w:p>
+    <w:p>
+      <w:pPr>
+        <w:pStyle w:val="SourceCode"/>
+      </w:pPr>
+      <w:r>
+        <w:t>DROP TABLE IF EXISTS contact_groups_c;</w:t>
+      </w:r>
+    </w:p>
+    <w:p>
+      <w:pPr>
+        <w:pStyle w:val="SourceCode"/>
+      </w:pPr>
+    </w:p>
+    <w:p>
+      <w:pPr>
+        <w:pStyle w:val="SourceCode"/>
+      </w:pPr>
+      <w:r>
+        <w:t>-- The groups table: one row per group. id is numbered by the server, like</w:t>
       </w:r>
     </w:p>
     <w:p>
@@ -2505,7 +2553,7 @@
         <w:pStyle w:val="SourceCode"/>
       </w:pPr>
       <w:r>
-        <w:t>CREATE TABLE contact_groups (</w:t>
+        <w:t>CREATE TABLE contact_groups_c (</w:t>
       </w:r>
     </w:p>
     <w:p>
@@ -2558,15 +2606,380 @@
         <w:pStyle w:val="SourceCode"/>
       </w:pPr>
       <w:r>
-        <w:t>-- makes the server check every value: group_id must be NULL or an id</w:t>
-      </w:r>
-    </w:p>
-    <w:p>
-      <w:pPr>
-        <w:pStyle w:val="SourceCode"/>
-      </w:pPr>
-      <w:r>
-        <w:t>-- that contact_groups really has. contact_groups is created first,</w:t>
+        <w:t>-- makes the server check every value: group_id must be NULL or an id that</w:t>
+      </w:r>
+    </w:p>
+    <w:p>
+      <w:pPr>
+        <w:pStyle w:val="SourceCode"/>
+      </w:pPr>
+      <w:r>
+        <w:t>-- contact_groups_c really has. contact_groups_c is created first, because</w:t>
+      </w:r>
+    </w:p>
+    <w:p>
+      <w:pPr>
+        <w:pStyle w:val="SourceCode"/>
+      </w:pPr>
+      <w:r>
+        <w:t>-- the foreign key must name a table that already exists.</w:t>
+      </w:r>
+    </w:p>
+    <w:p>
+      <w:pPr>
+        <w:pStyle w:val="SourceCode"/>
+      </w:pPr>
+      <w:r>
+        <w:t>CREATE TABLE contacts_c (</w:t>
+      </w:r>
+    </w:p>
+    <w:p>
+      <w:pPr>
+        <w:pStyle w:val="SourceCode"/>
+      </w:pPr>
+      <w:r>
+        <w:t xml:space="preserve">    id       INT AUTO_INCREMENT PRIMARY KEY,</w:t>
+      </w:r>
+    </w:p>
+    <w:p>
+      <w:pPr>
+        <w:pStyle w:val="SourceCode"/>
+      </w:pPr>
+      <w:r>
+        <w:t xml:space="preserve">    name     VARCHAR(100) NOT NULL,</w:t>
+      </w:r>
+    </w:p>
+    <w:p>
+      <w:pPr>
+        <w:pStyle w:val="SourceCode"/>
+      </w:pPr>
+      <w:r>
+        <w:t xml:space="preserve">    email    VARCHAR(254) NOT NULL UNIQUE,</w:t>
+      </w:r>
+    </w:p>
+    <w:p>
+      <w:pPr>
+        <w:pStyle w:val="SourceCode"/>
+      </w:pPr>
+      <w:r>
+        <w:t xml:space="preserve">    phone    VARCHAR(20)  NULL,</w:t>
+      </w:r>
+    </w:p>
+    <w:p>
+      <w:pPr>
+        <w:pStyle w:val="SourceCode"/>
+      </w:pPr>
+      <w:r>
+        <w:t xml:space="preserve">    group_id INT          NULL,</w:t>
+      </w:r>
+    </w:p>
+    <w:p>
+      <w:pPr>
+        <w:pStyle w:val="SourceCode"/>
+      </w:pPr>
+      <w:r>
+        <w:t xml:space="preserve">    FOREIGN KEY (group_id) REFERENCES contact_groups_c (id)</w:t>
+      </w:r>
+    </w:p>
+    <w:p>
+      <w:pPr>
+        <w:pStyle w:val="SourceCode"/>
+      </w:pPr>
+      <w:r>
+        <w:t>) CHARACTER SET utf8mb4;</w:t>
+      </w:r>
+    </w:p>
+    <w:p>
+      <w:pPr>
+        <w:pStyle w:val="SourceCode"/>
+      </w:pPr>
+    </w:p>
+    <w:p>
+      <w:pPr>
+        <w:pStyle w:val="SourceCode"/>
+      </w:pPr>
+      <w:r>
+        <w:t>-- Lesson 4.6's three contacts, ids 1, 2, 3. group_id is left out, so it</w:t>
+      </w:r>
+    </w:p>
+    <w:p>
+      <w:pPr>
+        <w:pStyle w:val="SourceCode"/>
+      </w:pPr>
+      <w:r>
+        <w:t>-- starts as NULL: no contact is in a group yet.</w:t>
+      </w:r>
+    </w:p>
+    <w:p>
+      <w:pPr>
+        <w:pStyle w:val="SourceCode"/>
+      </w:pPr>
+      <w:r>
+        <w:t>INSERT INTO contacts_c (name, email, phone)</w:t>
+      </w:r>
+    </w:p>
+    <w:p>
+      <w:pPr>
+        <w:pStyle w:val="SourceCode"/>
+      </w:pPr>
+      <w:r>
+        <w:t xml:space="preserve">    VALUES ('Ada Lovelace', 'ada@example.com', '555-0100');</w:t>
+      </w:r>
+    </w:p>
+    <w:p>
+      <w:pPr>
+        <w:pStyle w:val="SourceCode"/>
+      </w:pPr>
+      <w:r>
+        <w:t>INSERT INTO contacts_c (name, email, phone)</w:t>
+      </w:r>
+    </w:p>
+    <w:p>
+      <w:pPr>
+        <w:pStyle w:val="SourceCode"/>
+        <w:keepNext/>
+      </w:pPr>
+      <w:r>
+        <w:t xml:space="preserve">    VALUES ('Grace Hopper', 'grace@example.com', NULL);</w:t>
+      </w:r>
+    </w:p>
+    <w:p>
+      <w:pPr>
+        <w:pStyle w:val="SourceCode"/>
+        <w:keepNext/>
+      </w:pPr>
+      <w:r>
+        <w:t>INSERT INTO contacts_c (name, email, phone)</w:t>
+      </w:r>
+    </w:p>
+    <w:p>
+      <w:pPr>
+        <w:pStyle w:val="SourceCode"/>
+      </w:pPr>
+      <w:r>
+        <w:t xml:space="preserve">    VALUES ('Alan Turing', 'alan@example.com', '555-0102');</w:t>
+      </w:r>
+    </w:p>
+    <w:p>
+      <w:pPr>
+        <w:keepNext/>
+      </w:pPr>
+    </w:p>
+    <w:p>
+      <w:pPr>
+        <w:pStyle w:val="Heading3"/>
+      </w:pPr>
+      <w:r>
+        <w:t>sql/reset_contacts_cpp.sql</w:t>
+      </w:r>
+    </w:p>
+    <w:p>
+      <w:pPr>
+        <w:pStyle w:val="SourceCode"/>
+        <w:keepNext/>
+      </w:pPr>
+      <w:r>
+        <w:t>-- Lesson 4.11's known state for C++. This file resets the C++ programs' own</w:t>
+      </w:r>
+    </w:p>
+    <w:p>
+      <w:pPr>
+        <w:pStyle w:val="SourceCode"/>
+        <w:keepNext/>
+      </w:pPr>
+      <w:r>
+        <w:t>-- two tables, contact_groups_cpp and contacts_cpp: it drops them, with any</w:t>
+      </w:r>
+    </w:p>
+    <w:p>
+      <w:pPr>
+        <w:pStyle w:val="SourceCode"/>
+      </w:pPr>
+      <w:r>
+        <w:t>-- rows earlier lessons or your own experiments left in them, and builds</w:t>
+      </w:r>
+    </w:p>
+    <w:p>
+      <w:pPr>
+        <w:pStyle w:val="SourceCode"/>
+      </w:pPr>
+      <w:r>
+        <w:t>-- them again: an empty contact_groups_cpp table, and the contacts_cpp table</w:t>
+      </w:r>
+    </w:p>
+    <w:p>
+      <w:pPr>
+        <w:pStyle w:val="SourceCode"/>
+      </w:pPr>
+      <w:r>
+        <w:t>-- with a group_id column and Lesson 4.6's three contacts, none of them in a</w:t>
+      </w:r>
+    </w:p>
+    <w:p>
+      <w:pPr>
+        <w:pStyle w:val="SourceCode"/>
+      </w:pPr>
+      <w:r>
+        <w:t>-- group yet.</w:t>
+      </w:r>
+    </w:p>
+    <w:p>
+      <w:pPr>
+        <w:pStyle w:val="SourceCode"/>
+      </w:pPr>
+    </w:p>
+    <w:p>
+      <w:pPr>
+        <w:pStyle w:val="SourceCode"/>
+      </w:pPr>
+      <w:r>
+        <w:t>-- Remove the old tables and every row in them (Lesson 4.4). contacts_cpp</w:t>
+      </w:r>
+    </w:p>
+    <w:p>
+      <w:pPr>
+        <w:pStyle w:val="SourceCode"/>
+      </w:pPr>
+      <w:r>
+        <w:t>-- goes first: its rows point at contact_groups_cpp, and the server refuses</w:t>
+      </w:r>
+    </w:p>
+    <w:p>
+      <w:pPr>
+        <w:pStyle w:val="SourceCode"/>
+      </w:pPr>
+      <w:r>
+        <w:t>-- to drop a table that another table's foreign key still points at. IF</w:t>
+      </w:r>
+    </w:p>
+    <w:p>
+      <w:pPr>
+        <w:pStyle w:val="SourceCode"/>
+      </w:pPr>
+      <w:r>
+        <w:t>-- EXISTS skips a table that is not there yet.</w:t>
+      </w:r>
+    </w:p>
+    <w:p>
+      <w:pPr>
+        <w:pStyle w:val="SourceCode"/>
+      </w:pPr>
+      <w:r>
+        <w:t>DROP TABLE IF EXISTS contacts_cpp;</w:t>
+      </w:r>
+    </w:p>
+    <w:p>
+      <w:pPr>
+        <w:pStyle w:val="SourceCode"/>
+      </w:pPr>
+      <w:r>
+        <w:t>DROP TABLE IF EXISTS contact_groups_cpp;</w:t>
+      </w:r>
+    </w:p>
+    <w:p>
+      <w:pPr>
+        <w:pStyle w:val="SourceCode"/>
+      </w:pPr>
+    </w:p>
+    <w:p>
+      <w:pPr>
+        <w:pStyle w:val="SourceCode"/>
+      </w:pPr>
+      <w:r>
+        <w:t>-- The groups table: one row per group. id is numbered by the server, like</w:t>
+      </w:r>
+    </w:p>
+    <w:p>
+      <w:pPr>
+        <w:pStyle w:val="SourceCode"/>
+      </w:pPr>
+      <w:r>
+        <w:t>-- the contacts' id (Lesson 4.4), and name is the group's name. UNIQUE</w:t>
+      </w:r>
+    </w:p>
+    <w:p>
+      <w:pPr>
+        <w:pStyle w:val="SourceCode"/>
+      </w:pPr>
+      <w:r>
+        <w:t>-- refuses a second group with the same name, as Lesson 4.4's UNIQUE email</w:t>
+      </w:r>
+    </w:p>
+    <w:p>
+      <w:pPr>
+        <w:pStyle w:val="SourceCode"/>
+      </w:pPr>
+      <w:r>
+        <w:t>-- refuses a second contact with the same email.</w:t>
+      </w:r>
+    </w:p>
+    <w:p>
+      <w:pPr>
+        <w:pStyle w:val="SourceCode"/>
+      </w:pPr>
+      <w:r>
+        <w:t>CREATE TABLE contact_groups_cpp (</w:t>
+      </w:r>
+    </w:p>
+    <w:p>
+      <w:pPr>
+        <w:pStyle w:val="SourceCode"/>
+      </w:pPr>
+      <w:r>
+        <w:t xml:space="preserve">    id   INT AUTO_INCREMENT PRIMARY KEY,</w:t>
+      </w:r>
+    </w:p>
+    <w:p>
+      <w:pPr>
+        <w:pStyle w:val="SourceCode"/>
+      </w:pPr>
+      <w:r>
+        <w:t xml:space="preserve">    name VARCHAR(50) NOT NULL UNIQUE</w:t>
+      </w:r>
+    </w:p>
+    <w:p>
+      <w:pPr>
+        <w:pStyle w:val="SourceCode"/>
+      </w:pPr>
+      <w:r>
+        <w:t>) CHARACTER SET utf8mb4;</w:t>
+      </w:r>
+    </w:p>
+    <w:p>
+      <w:pPr>
+        <w:pStyle w:val="SourceCode"/>
+      </w:pPr>
+    </w:p>
+    <w:p>
+      <w:pPr>
+        <w:pStyle w:val="SourceCode"/>
+      </w:pPr>
+      <w:r>
+        <w:t>-- Lesson 4.4's contacts table, with one new column at the end. group_id</w:t>
+      </w:r>
+    </w:p>
+    <w:p>
+      <w:pPr>
+        <w:pStyle w:val="SourceCode"/>
+      </w:pPr>
+      <w:r>
+        <w:t>-- holds the id of the contact's group, or NULL for no group. FOREIGN KEY</w:t>
+      </w:r>
+    </w:p>
+    <w:p>
+      <w:pPr>
+        <w:pStyle w:val="SourceCode"/>
+      </w:pPr>
+      <w:r>
+        <w:t>-- makes the server check every value: group_id must be NULL or an id that</w:t>
+      </w:r>
+    </w:p>
+    <w:p>
+      <w:pPr>
+        <w:pStyle w:val="SourceCode"/>
+      </w:pPr>
+      <w:r>
+        <w:t>-- contact_groups_cpp really has. contact_groups_cpp is created first,</w:t>
       </w:r>
     </w:p>
     <w:p>
@@ -2582,7 +2995,7 @@
         <w:pStyle w:val="SourceCode"/>
       </w:pPr>
       <w:r>
-        <w:t>CREATE TABLE contacts (</w:t>
+        <w:t>CREATE TABLE contacts_cpp (</w:t>
       </w:r>
     </w:p>
     <w:p>
@@ -2630,7 +3043,7 @@
         <w:pStyle w:val="SourceCode"/>
       </w:pPr>
       <w:r>
-        <w:t xml:space="preserve">    FOREIGN KEY (group_id) REFERENCES contact_groups (id)</w:t>
+        <w:t xml:space="preserve">    FOREIGN KEY (group_id) REFERENCES contact_groups_cpp (id)</w:t>
       </w:r>
     </w:p>
     <w:p>
@@ -2667,7 +3080,7 @@
         <w:pStyle w:val="SourceCode"/>
       </w:pPr>
       <w:r>
-        <w:t>INSERT INTO contacts (name, email, phone)</w:t>
+        <w:t>INSERT INTO contacts_cpp (name, email, phone)</w:t>
       </w:r>
     </w:p>
     <w:p>
@@ -2683,7 +3096,7 @@
         <w:pStyle w:val="SourceCode"/>
       </w:pPr>
       <w:r>
-        <w:t>INSERT INTO contacts (name, email, phone)</w:t>
+        <w:t>INSERT INTO contacts_cpp (name, email, phone)</w:t>
       </w:r>
     </w:p>
     <w:p>
@@ -2701,7 +3114,7 @@
         <w:keepNext/>
       </w:pPr>
       <w:r>
-        <w:t>INSERT INTO contacts (name, email, phone)</w:t>
+        <w:t>INSERT INTO contacts_cpp (name, email, phone)</w:t>
       </w:r>
     </w:p>
     <w:p>
@@ -2718,23 +3131,1507 @@
       </w:pPr>
     </w:p>
     <w:p>
-      <w:r>
-        <w:t xml:space="preserve">The first client command is Lesson 4.2's CREATE DATABASE IF NOT EXISTS spa_contacts, so this lesson works even if you start here. The second runs the file. Remember, source is the mysql client's own command, and it runs every statement in a file, in order, printing nothing when they succeed; the client runs its own commands from -e only when --commands is given (Lesson 4.6). On Linux or macOS, &lt; sends the file to the client's input instead, which does the same. The third shows the contacts table. Remember, </w:t>
-      </w:r>
-      <w:r>
-        <w:t>MYSQL_PWD lasts only until the block's last line, -D names the database, and -t prints the answer as a table.</w:t>
-      </w:r>
-    </w:p>
-    <w:p>
-      <w:pPr>
-        <w:keepNext/>
-      </w:pPr>
-    </w:p>
-    <w:p>
       <w:pPr>
         <w:pStyle w:val="Heading3"/>
       </w:pPr>
       <w:r>
+        <w:t>sql/reset_contacts_csharp.sql</w:t>
+      </w:r>
+    </w:p>
+    <w:p>
+      <w:pPr>
+        <w:pStyle w:val="SourceCode"/>
+        <w:keepNext/>
+      </w:pPr>
+      <w:r>
+        <w:t>-- Lesson 4.11's known state for C#. This file resets the C# programs' own</w:t>
+      </w:r>
+    </w:p>
+    <w:p>
+      <w:pPr>
+        <w:pStyle w:val="SourceCode"/>
+        <w:keepNext/>
+      </w:pPr>
+      <w:r>
+        <w:t>-- two tables, contact_groups_csharp and contacts_csharp: it drops them,</w:t>
+      </w:r>
+    </w:p>
+    <w:p>
+      <w:pPr>
+        <w:pStyle w:val="SourceCode"/>
+      </w:pPr>
+      <w:r>
+        <w:t>-- with any rows earlier lessons or your own experiments left in them, and</w:t>
+      </w:r>
+    </w:p>
+    <w:p>
+      <w:pPr>
+        <w:pStyle w:val="SourceCode"/>
+      </w:pPr>
+      <w:r>
+        <w:t>-- builds them again: an empty contact_groups_csharp table, and the</w:t>
+      </w:r>
+    </w:p>
+    <w:p>
+      <w:pPr>
+        <w:pStyle w:val="SourceCode"/>
+      </w:pPr>
+      <w:r>
+        <w:t>-- contacts_csharp table with a group_id column and Lesson 4.6's three</w:t>
+      </w:r>
+    </w:p>
+    <w:p>
+      <w:pPr>
+        <w:pStyle w:val="SourceCode"/>
+      </w:pPr>
+      <w:r>
+        <w:t>-- contacts, none of them in a group yet.</w:t>
+      </w:r>
+    </w:p>
+    <w:p>
+      <w:pPr>
+        <w:pStyle w:val="SourceCode"/>
+      </w:pPr>
+    </w:p>
+    <w:p>
+      <w:pPr>
+        <w:pStyle w:val="SourceCode"/>
+      </w:pPr>
+      <w:r>
+        <w:t>-- Remove the old tables and every row in them (Lesson 4.4). contacts_csharp</w:t>
+      </w:r>
+    </w:p>
+    <w:p>
+      <w:pPr>
+        <w:pStyle w:val="SourceCode"/>
+      </w:pPr>
+      <w:r>
+        <w:t>-- goes first: its rows point at contact_groups_csharp, and the server</w:t>
+      </w:r>
+    </w:p>
+    <w:p>
+      <w:pPr>
+        <w:pStyle w:val="SourceCode"/>
+      </w:pPr>
+      <w:r>
+        <w:t>-- refuses to drop a table that another table's foreign key still points at.</w:t>
+      </w:r>
+    </w:p>
+    <w:p>
+      <w:pPr>
+        <w:pStyle w:val="SourceCode"/>
+      </w:pPr>
+      <w:r>
+        <w:t>-- IF EXISTS skips a table that is not there yet.</w:t>
+      </w:r>
+    </w:p>
+    <w:p>
+      <w:pPr>
+        <w:pStyle w:val="SourceCode"/>
+      </w:pPr>
+      <w:r>
+        <w:t>DROP TABLE IF EXISTS contacts_csharp;</w:t>
+      </w:r>
+    </w:p>
+    <w:p>
+      <w:pPr>
+        <w:pStyle w:val="SourceCode"/>
+      </w:pPr>
+      <w:r>
+        <w:t>DROP TABLE IF EXISTS contact_groups_csharp;</w:t>
+      </w:r>
+    </w:p>
+    <w:p>
+      <w:pPr>
+        <w:pStyle w:val="SourceCode"/>
+      </w:pPr>
+    </w:p>
+    <w:p>
+      <w:pPr>
+        <w:pStyle w:val="SourceCode"/>
+      </w:pPr>
+      <w:r>
+        <w:t>-- The groups table: one row per group. id is numbered by the server, like</w:t>
+      </w:r>
+    </w:p>
+    <w:p>
+      <w:pPr>
+        <w:pStyle w:val="SourceCode"/>
+      </w:pPr>
+      <w:r>
+        <w:t>-- the contacts' id (Lesson 4.4), and name is the group's name. UNIQUE</w:t>
+      </w:r>
+    </w:p>
+    <w:p>
+      <w:pPr>
+        <w:pStyle w:val="SourceCode"/>
+      </w:pPr>
+      <w:r>
+        <w:t>-- refuses a second group with the same name, as Lesson 4.4's UNIQUE email</w:t>
+      </w:r>
+    </w:p>
+    <w:p>
+      <w:pPr>
+        <w:pStyle w:val="SourceCode"/>
+      </w:pPr>
+      <w:r>
+        <w:t>-- refuses a second contact with the same email.</w:t>
+      </w:r>
+    </w:p>
+    <w:p>
+      <w:pPr>
+        <w:pStyle w:val="SourceCode"/>
+      </w:pPr>
+      <w:r>
+        <w:t>CREATE TABLE contact_groups_csharp (</w:t>
+      </w:r>
+    </w:p>
+    <w:p>
+      <w:pPr>
+        <w:pStyle w:val="SourceCode"/>
+      </w:pPr>
+      <w:r>
+        <w:t xml:space="preserve">    id   INT AUTO_INCREMENT PRIMARY KEY,</w:t>
+      </w:r>
+    </w:p>
+    <w:p>
+      <w:pPr>
+        <w:pStyle w:val="SourceCode"/>
+      </w:pPr>
+      <w:r>
+        <w:t xml:space="preserve">    name VARCHAR(50) NOT NULL UNIQUE</w:t>
+      </w:r>
+    </w:p>
+    <w:p>
+      <w:pPr>
+        <w:pStyle w:val="SourceCode"/>
+      </w:pPr>
+      <w:r>
+        <w:t>) CHARACTER SET utf8mb4;</w:t>
+      </w:r>
+    </w:p>
+    <w:p>
+      <w:pPr>
+        <w:pStyle w:val="SourceCode"/>
+      </w:pPr>
+    </w:p>
+    <w:p>
+      <w:pPr>
+        <w:pStyle w:val="SourceCode"/>
+      </w:pPr>
+      <w:r>
+        <w:t>-- Lesson 4.4's contacts table, with one new column at the end. group_id</w:t>
+      </w:r>
+    </w:p>
+    <w:p>
+      <w:pPr>
+        <w:pStyle w:val="SourceCode"/>
+      </w:pPr>
+      <w:r>
+        <w:t>-- holds the id of the contact's group, or NULL for no group. FOREIGN KEY</w:t>
+      </w:r>
+    </w:p>
+    <w:p>
+      <w:pPr>
+        <w:pStyle w:val="SourceCode"/>
+      </w:pPr>
+      <w:r>
+        <w:t>-- makes the server check every value: group_id must be NULL or an id that</w:t>
+      </w:r>
+    </w:p>
+    <w:p>
+      <w:pPr>
+        <w:pStyle w:val="SourceCode"/>
+      </w:pPr>
+      <w:r>
+        <w:t>-- contact_groups_csharp really has. contact_groups_csharp is created first,</w:t>
+      </w:r>
+    </w:p>
+    <w:p>
+      <w:pPr>
+        <w:pStyle w:val="SourceCode"/>
+      </w:pPr>
+      <w:r>
+        <w:t>-- because the foreign key must name a table that already exists.</w:t>
+      </w:r>
+    </w:p>
+    <w:p>
+      <w:pPr>
+        <w:pStyle w:val="SourceCode"/>
+      </w:pPr>
+      <w:r>
+        <w:t>CREATE TABLE contacts_csharp (</w:t>
+      </w:r>
+    </w:p>
+    <w:p>
+      <w:pPr>
+        <w:pStyle w:val="SourceCode"/>
+      </w:pPr>
+      <w:r>
+        <w:t xml:space="preserve">    id       INT AUTO_INCREMENT PRIMARY KEY,</w:t>
+      </w:r>
+    </w:p>
+    <w:p>
+      <w:pPr>
+        <w:pStyle w:val="SourceCode"/>
+      </w:pPr>
+      <w:r>
+        <w:t xml:space="preserve">    name     VARCHAR(100) NOT NULL,</w:t>
+      </w:r>
+    </w:p>
+    <w:p>
+      <w:pPr>
+        <w:pStyle w:val="SourceCode"/>
+      </w:pPr>
+      <w:r>
+        <w:t xml:space="preserve">    email    VARCHAR(254) NOT NULL UNIQUE,</w:t>
+      </w:r>
+    </w:p>
+    <w:p>
+      <w:pPr>
+        <w:pStyle w:val="SourceCode"/>
+      </w:pPr>
+      <w:r>
+        <w:t xml:space="preserve">    phone    VARCHAR(20)  NULL,</w:t>
+      </w:r>
+    </w:p>
+    <w:p>
+      <w:pPr>
+        <w:pStyle w:val="SourceCode"/>
+      </w:pPr>
+      <w:r>
+        <w:t xml:space="preserve">    group_id INT          NULL,</w:t>
+      </w:r>
+    </w:p>
+    <w:p>
+      <w:pPr>
+        <w:pStyle w:val="SourceCode"/>
+      </w:pPr>
+      <w:r>
+        <w:t xml:space="preserve">    FOREIGN KEY (group_id) REFERENCES contact_groups_csharp (id)</w:t>
+      </w:r>
+    </w:p>
+    <w:p>
+      <w:pPr>
+        <w:pStyle w:val="SourceCode"/>
+      </w:pPr>
+      <w:r>
+        <w:t>) CHARACTER SET utf8mb4;</w:t>
+      </w:r>
+    </w:p>
+    <w:p>
+      <w:pPr>
+        <w:pStyle w:val="SourceCode"/>
+      </w:pPr>
+    </w:p>
+    <w:p>
+      <w:pPr>
+        <w:pStyle w:val="SourceCode"/>
+      </w:pPr>
+      <w:r>
+        <w:t>-- Lesson 4.6's three contacts, ids 1, 2, 3. group_id is left out, so it</w:t>
+      </w:r>
+    </w:p>
+    <w:p>
+      <w:pPr>
+        <w:pStyle w:val="SourceCode"/>
+      </w:pPr>
+      <w:r>
+        <w:t>-- starts as NULL: no contact is in a group yet.</w:t>
+      </w:r>
+    </w:p>
+    <w:p>
+      <w:pPr>
+        <w:pStyle w:val="SourceCode"/>
+      </w:pPr>
+      <w:r>
+        <w:t>INSERT INTO contacts_csharp (name, email, phone)</w:t>
+      </w:r>
+    </w:p>
+    <w:p>
+      <w:pPr>
+        <w:pStyle w:val="SourceCode"/>
+      </w:pPr>
+      <w:r>
+        <w:t xml:space="preserve">    VALUES ('Ada Lovelace', 'ada@example.com', '555-0100');</w:t>
+      </w:r>
+    </w:p>
+    <w:p>
+      <w:pPr>
+        <w:pStyle w:val="SourceCode"/>
+      </w:pPr>
+      <w:r>
+        <w:t>INSERT INTO contacts_csharp (name, email, phone)</w:t>
+      </w:r>
+    </w:p>
+    <w:p>
+      <w:pPr>
+        <w:pStyle w:val="SourceCode"/>
+        <w:keepNext/>
+      </w:pPr>
+      <w:r>
+        <w:t xml:space="preserve">    VALUES ('Grace Hopper', 'grace@example.com', NULL);</w:t>
+      </w:r>
+    </w:p>
+    <w:p>
+      <w:pPr>
+        <w:pStyle w:val="SourceCode"/>
+        <w:keepNext/>
+      </w:pPr>
+      <w:r>
+        <w:t>INSERT INTO contacts_csharp (name, email, phone)</w:t>
+      </w:r>
+    </w:p>
+    <w:p>
+      <w:pPr>
+        <w:pStyle w:val="SourceCode"/>
+      </w:pPr>
+      <w:r>
+        <w:t xml:space="preserve">    VALUES ('Alan Turing', 'alan@example.com', '555-0102');</w:t>
+      </w:r>
+    </w:p>
+    <w:p>
+      <w:pPr>
+        <w:keepNext/>
+      </w:pPr>
+    </w:p>
+    <w:p>
+      <w:pPr>
+        <w:pStyle w:val="Heading3"/>
+      </w:pPr>
+      <w:r>
+        <w:t>sql/reset_contacts_go.sql</w:t>
+      </w:r>
+    </w:p>
+    <w:p>
+      <w:pPr>
+        <w:pStyle w:val="SourceCode"/>
+        <w:keepNext/>
+      </w:pPr>
+      <w:r>
+        <w:t>-- Lesson 4.11's known state for Go. This file resets the Go programs' own</w:t>
+      </w:r>
+    </w:p>
+    <w:p>
+      <w:pPr>
+        <w:pStyle w:val="SourceCode"/>
+        <w:keepNext/>
+      </w:pPr>
+      <w:r>
+        <w:t>-- two tables, contact_groups_go and contacts_go: it drops them, with any</w:t>
+      </w:r>
+    </w:p>
+    <w:p>
+      <w:pPr>
+        <w:pStyle w:val="SourceCode"/>
+      </w:pPr>
+      <w:r>
+        <w:t>-- rows earlier lessons or your own experiments left in them, and builds</w:t>
+      </w:r>
+    </w:p>
+    <w:p>
+      <w:pPr>
+        <w:pStyle w:val="SourceCode"/>
+      </w:pPr>
+      <w:r>
+        <w:t>-- them again: an empty contact_groups_go table, and the contacts_go table</w:t>
+      </w:r>
+    </w:p>
+    <w:p>
+      <w:pPr>
+        <w:pStyle w:val="SourceCode"/>
+      </w:pPr>
+      <w:r>
+        <w:t>-- with a group_id column and Lesson 4.6's three contacts, none of them in a</w:t>
+      </w:r>
+    </w:p>
+    <w:p>
+      <w:pPr>
+        <w:pStyle w:val="SourceCode"/>
+      </w:pPr>
+      <w:r>
+        <w:t>-- group yet.</w:t>
+      </w:r>
+    </w:p>
+    <w:p>
+      <w:pPr>
+        <w:pStyle w:val="SourceCode"/>
+      </w:pPr>
+    </w:p>
+    <w:p>
+      <w:pPr>
+        <w:pStyle w:val="SourceCode"/>
+      </w:pPr>
+      <w:r>
+        <w:t>-- Remove the old tables and every row in them (Lesson 4.4). contacts_go</w:t>
+      </w:r>
+    </w:p>
+    <w:p>
+      <w:pPr>
+        <w:pStyle w:val="SourceCode"/>
+      </w:pPr>
+      <w:r>
+        <w:t>-- goes first: its rows point at contact_groups_go, and the server refuses</w:t>
+      </w:r>
+    </w:p>
+    <w:p>
+      <w:pPr>
+        <w:pStyle w:val="SourceCode"/>
+      </w:pPr>
+      <w:r>
+        <w:t>-- to drop a table that another table's foreign key still points at. IF</w:t>
+      </w:r>
+    </w:p>
+    <w:p>
+      <w:pPr>
+        <w:pStyle w:val="SourceCode"/>
+      </w:pPr>
+      <w:r>
+        <w:t>-- EXISTS skips a table that is not there yet.</w:t>
+      </w:r>
+    </w:p>
+    <w:p>
+      <w:pPr>
+        <w:pStyle w:val="SourceCode"/>
+      </w:pPr>
+      <w:r>
+        <w:t>DROP TABLE IF EXISTS contacts_go;</w:t>
+      </w:r>
+    </w:p>
+    <w:p>
+      <w:pPr>
+        <w:pStyle w:val="SourceCode"/>
+      </w:pPr>
+      <w:r>
+        <w:t>DROP TABLE IF EXISTS contact_groups_go;</w:t>
+      </w:r>
+    </w:p>
+    <w:p>
+      <w:pPr>
+        <w:pStyle w:val="SourceCode"/>
+      </w:pPr>
+    </w:p>
+    <w:p>
+      <w:pPr>
+        <w:pStyle w:val="SourceCode"/>
+      </w:pPr>
+      <w:r>
+        <w:t>-- The groups table: one row per group. id is numbered by the server, like</w:t>
+      </w:r>
+    </w:p>
+    <w:p>
+      <w:pPr>
+        <w:pStyle w:val="SourceCode"/>
+      </w:pPr>
+      <w:r>
+        <w:t>-- the contacts' id (Lesson 4.4), and name is the group's name. UNIQUE</w:t>
+      </w:r>
+    </w:p>
+    <w:p>
+      <w:pPr>
+        <w:pStyle w:val="SourceCode"/>
+      </w:pPr>
+      <w:r>
+        <w:t>-- refuses a second group with the same name, as Lesson 4.4's UNIQUE email</w:t>
+      </w:r>
+    </w:p>
+    <w:p>
+      <w:pPr>
+        <w:pStyle w:val="SourceCode"/>
+      </w:pPr>
+      <w:r>
+        <w:t>-- refuses a second contact with the same email.</w:t>
+      </w:r>
+    </w:p>
+    <w:p>
+      <w:pPr>
+        <w:pStyle w:val="SourceCode"/>
+      </w:pPr>
+      <w:r>
+        <w:t>CREATE TABLE contact_groups_go (</w:t>
+      </w:r>
+    </w:p>
+    <w:p>
+      <w:pPr>
+        <w:pStyle w:val="SourceCode"/>
+      </w:pPr>
+      <w:r>
+        <w:t xml:space="preserve">    id   INT AUTO_INCREMENT PRIMARY KEY,</w:t>
+      </w:r>
+    </w:p>
+    <w:p>
+      <w:pPr>
+        <w:pStyle w:val="SourceCode"/>
+      </w:pPr>
+      <w:r>
+        <w:t xml:space="preserve">    name VARCHAR(50) NOT NULL UNIQUE</w:t>
+      </w:r>
+    </w:p>
+    <w:p>
+      <w:pPr>
+        <w:pStyle w:val="SourceCode"/>
+      </w:pPr>
+      <w:r>
+        <w:t>) CHARACTER SET utf8mb4;</w:t>
+      </w:r>
+    </w:p>
+    <w:p>
+      <w:pPr>
+        <w:pStyle w:val="SourceCode"/>
+      </w:pPr>
+    </w:p>
+    <w:p>
+      <w:pPr>
+        <w:pStyle w:val="SourceCode"/>
+      </w:pPr>
+      <w:r>
+        <w:t>-- Lesson 4.4's contacts table, with one new column at the end. group_id</w:t>
+      </w:r>
+    </w:p>
+    <w:p>
+      <w:pPr>
+        <w:pStyle w:val="SourceCode"/>
+      </w:pPr>
+      <w:r>
+        <w:t>-- holds the id of the contact's group, or NULL for no group. FOREIGN KEY</w:t>
+      </w:r>
+    </w:p>
+    <w:p>
+      <w:pPr>
+        <w:pStyle w:val="SourceCode"/>
+      </w:pPr>
+      <w:r>
+        <w:t>-- makes the server check every value: group_id must be NULL or an id that</w:t>
+      </w:r>
+    </w:p>
+    <w:p>
+      <w:pPr>
+        <w:pStyle w:val="SourceCode"/>
+      </w:pPr>
+      <w:r>
+        <w:t>-- contact_groups_go really has. contact_groups_go is created first, because</w:t>
+      </w:r>
+    </w:p>
+    <w:p>
+      <w:pPr>
+        <w:pStyle w:val="SourceCode"/>
+      </w:pPr>
+      <w:r>
+        <w:t>-- the foreign key must name a table that already exists.</w:t>
+      </w:r>
+    </w:p>
+    <w:p>
+      <w:pPr>
+        <w:pStyle w:val="SourceCode"/>
+      </w:pPr>
+      <w:r>
+        <w:t>CREATE TABLE contacts_go (</w:t>
+      </w:r>
+    </w:p>
+    <w:p>
+      <w:pPr>
+        <w:pStyle w:val="SourceCode"/>
+      </w:pPr>
+      <w:r>
+        <w:t xml:space="preserve">    id       INT AUTO_INCREMENT PRIMARY KEY,</w:t>
+      </w:r>
+    </w:p>
+    <w:p>
+      <w:pPr>
+        <w:pStyle w:val="SourceCode"/>
+      </w:pPr>
+      <w:r>
+        <w:t xml:space="preserve">    name     VARCHAR(100) NOT NULL,</w:t>
+      </w:r>
+    </w:p>
+    <w:p>
+      <w:pPr>
+        <w:pStyle w:val="SourceCode"/>
+      </w:pPr>
+      <w:r>
+        <w:t xml:space="preserve">    email    VARCHAR(254) NOT NULL UNIQUE,</w:t>
+      </w:r>
+    </w:p>
+    <w:p>
+      <w:pPr>
+        <w:pStyle w:val="SourceCode"/>
+      </w:pPr>
+      <w:r>
+        <w:t xml:space="preserve">    phone    VARCHAR(20)  NULL,</w:t>
+      </w:r>
+    </w:p>
+    <w:p>
+      <w:pPr>
+        <w:pStyle w:val="SourceCode"/>
+      </w:pPr>
+      <w:r>
+        <w:t xml:space="preserve">    group_id INT          NULL,</w:t>
+      </w:r>
+    </w:p>
+    <w:p>
+      <w:pPr>
+        <w:pStyle w:val="SourceCode"/>
+      </w:pPr>
+      <w:r>
+        <w:t xml:space="preserve">    FOREIGN KEY (group_id) REFERENCES contact_groups_go (id)</w:t>
+      </w:r>
+    </w:p>
+    <w:p>
+      <w:pPr>
+        <w:pStyle w:val="SourceCode"/>
+      </w:pPr>
+      <w:r>
+        <w:t>) CHARACTER SET utf8mb4;</w:t>
+      </w:r>
+    </w:p>
+    <w:p>
+      <w:pPr>
+        <w:pStyle w:val="SourceCode"/>
+      </w:pPr>
+    </w:p>
+    <w:p>
+      <w:pPr>
+        <w:pStyle w:val="SourceCode"/>
+      </w:pPr>
+      <w:r>
+        <w:t>-- Lesson 4.6's three contacts, ids 1, 2, 3. group_id is left out, so it</w:t>
+      </w:r>
+    </w:p>
+    <w:p>
+      <w:pPr>
+        <w:pStyle w:val="SourceCode"/>
+      </w:pPr>
+      <w:r>
+        <w:t>-- starts as NULL: no contact is in a group yet.</w:t>
+      </w:r>
+    </w:p>
+    <w:p>
+      <w:pPr>
+        <w:pStyle w:val="SourceCode"/>
+      </w:pPr>
+      <w:r>
+        <w:t>INSERT INTO contacts_go (name, email, phone)</w:t>
+      </w:r>
+    </w:p>
+    <w:p>
+      <w:pPr>
+        <w:pStyle w:val="SourceCode"/>
+      </w:pPr>
+      <w:r>
+        <w:t xml:space="preserve">    VALUES ('Ada Lovelace', 'ada@example.com', '555-0100');</w:t>
+      </w:r>
+    </w:p>
+    <w:p>
+      <w:pPr>
+        <w:pStyle w:val="SourceCode"/>
+      </w:pPr>
+      <w:r>
+        <w:t>INSERT INTO contacts_go (name, email, phone)</w:t>
+      </w:r>
+    </w:p>
+    <w:p>
+      <w:pPr>
+        <w:pStyle w:val="SourceCode"/>
+        <w:keepNext/>
+      </w:pPr>
+      <w:r>
+        <w:t xml:space="preserve">    VALUES ('Grace Hopper', 'grace@example.com', NULL);</w:t>
+      </w:r>
+    </w:p>
+    <w:p>
+      <w:pPr>
+        <w:pStyle w:val="SourceCode"/>
+        <w:keepNext/>
+      </w:pPr>
+      <w:r>
+        <w:t>INSERT INTO contacts_go (name, email, phone)</w:t>
+      </w:r>
+    </w:p>
+    <w:p>
+      <w:pPr>
+        <w:pStyle w:val="SourceCode"/>
+      </w:pPr>
+      <w:r>
+        <w:t xml:space="preserve">    VALUES ('Alan Turing', 'alan@example.com', '555-0102');</w:t>
+      </w:r>
+    </w:p>
+    <w:p>
+      <w:pPr>
+        <w:keepNext/>
+      </w:pPr>
+    </w:p>
+    <w:p>
+      <w:pPr>
+        <w:pStyle w:val="Heading3"/>
+      </w:pPr>
+      <w:r>
+        <w:t>sql/reset_contacts_python.sql</w:t>
+      </w:r>
+    </w:p>
+    <w:p>
+      <w:pPr>
+        <w:pStyle w:val="SourceCode"/>
+        <w:keepNext/>
+      </w:pPr>
+      <w:r>
+        <w:t>-- Lesson 4.11's known state for Python. This file resets the Python</w:t>
+      </w:r>
+    </w:p>
+    <w:p>
+      <w:pPr>
+        <w:pStyle w:val="SourceCode"/>
+        <w:keepNext/>
+      </w:pPr>
+      <w:r>
+        <w:t>-- programs' own two tables, contact_groups_python and contacts_python: it</w:t>
+      </w:r>
+    </w:p>
+    <w:p>
+      <w:pPr>
+        <w:pStyle w:val="SourceCode"/>
+      </w:pPr>
+      <w:r>
+        <w:t>-- drops them, with any rows earlier lessons or your own experiments left in</w:t>
+      </w:r>
+    </w:p>
+    <w:p>
+      <w:pPr>
+        <w:pStyle w:val="SourceCode"/>
+      </w:pPr>
+      <w:r>
+        <w:t>-- them, and builds them again: an empty contact_groups_python table, and</w:t>
+      </w:r>
+    </w:p>
+    <w:p>
+      <w:pPr>
+        <w:pStyle w:val="SourceCode"/>
+      </w:pPr>
+      <w:r>
+        <w:t>-- the contacts_python table with a group_id column and Lesson 4.6's three</w:t>
+      </w:r>
+    </w:p>
+    <w:p>
+      <w:pPr>
+        <w:pStyle w:val="SourceCode"/>
+      </w:pPr>
+      <w:r>
+        <w:t>-- contacts, none of them in a group yet.</w:t>
+      </w:r>
+    </w:p>
+    <w:p>
+      <w:pPr>
+        <w:pStyle w:val="SourceCode"/>
+      </w:pPr>
+    </w:p>
+    <w:p>
+      <w:pPr>
+        <w:pStyle w:val="SourceCode"/>
+      </w:pPr>
+      <w:r>
+        <w:t>-- Remove the old tables and every row in them (Lesson 4.4). contacts_python</w:t>
+      </w:r>
+    </w:p>
+    <w:p>
+      <w:pPr>
+        <w:pStyle w:val="SourceCode"/>
+      </w:pPr>
+      <w:r>
+        <w:t>-- goes first: its rows point at contact_groups_python, and the server</w:t>
+      </w:r>
+    </w:p>
+    <w:p>
+      <w:pPr>
+        <w:pStyle w:val="SourceCode"/>
+      </w:pPr>
+      <w:r>
+        <w:t>-- refuses to drop a table that another table's foreign key still points at.</w:t>
+      </w:r>
+    </w:p>
+    <w:p>
+      <w:pPr>
+        <w:pStyle w:val="SourceCode"/>
+      </w:pPr>
+      <w:r>
+        <w:t>-- IF EXISTS skips a table that is not there yet.</w:t>
+      </w:r>
+    </w:p>
+    <w:p>
+      <w:pPr>
+        <w:pStyle w:val="SourceCode"/>
+      </w:pPr>
+      <w:r>
+        <w:t>DROP TABLE IF EXISTS contacts_python;</w:t>
+      </w:r>
+    </w:p>
+    <w:p>
+      <w:pPr>
+        <w:pStyle w:val="SourceCode"/>
+      </w:pPr>
+      <w:r>
+        <w:t>DROP TABLE IF EXISTS contact_groups_python;</w:t>
+      </w:r>
+    </w:p>
+    <w:p>
+      <w:pPr>
+        <w:pStyle w:val="SourceCode"/>
+      </w:pPr>
+    </w:p>
+    <w:p>
+      <w:pPr>
+        <w:pStyle w:val="SourceCode"/>
+      </w:pPr>
+      <w:r>
+        <w:t>-- The groups table: one row per group. id is numbered by the server, like</w:t>
+      </w:r>
+    </w:p>
+    <w:p>
+      <w:pPr>
+        <w:pStyle w:val="SourceCode"/>
+      </w:pPr>
+      <w:r>
+        <w:t>-- the contacts' id (Lesson 4.4), and name is the group's name. UNIQUE</w:t>
+      </w:r>
+    </w:p>
+    <w:p>
+      <w:pPr>
+        <w:pStyle w:val="SourceCode"/>
+      </w:pPr>
+      <w:r>
+        <w:t>-- refuses a second group with the same name, as Lesson 4.4's UNIQUE email</w:t>
+      </w:r>
+    </w:p>
+    <w:p>
+      <w:pPr>
+        <w:pStyle w:val="SourceCode"/>
+      </w:pPr>
+      <w:r>
+        <w:t>-- refuses a second contact with the same email.</w:t>
+      </w:r>
+    </w:p>
+    <w:p>
+      <w:pPr>
+        <w:pStyle w:val="SourceCode"/>
+      </w:pPr>
+      <w:r>
+        <w:t>CREATE TABLE contact_groups_python (</w:t>
+      </w:r>
+    </w:p>
+    <w:p>
+      <w:pPr>
+        <w:pStyle w:val="SourceCode"/>
+      </w:pPr>
+      <w:r>
+        <w:t xml:space="preserve">    id   INT AUTO_INCREMENT PRIMARY KEY,</w:t>
+      </w:r>
+    </w:p>
+    <w:p>
+      <w:pPr>
+        <w:pStyle w:val="SourceCode"/>
+      </w:pPr>
+      <w:r>
+        <w:t xml:space="preserve">    name VARCHAR(50) NOT NULL UNIQUE</w:t>
+      </w:r>
+    </w:p>
+    <w:p>
+      <w:pPr>
+        <w:pStyle w:val="SourceCode"/>
+      </w:pPr>
+      <w:r>
+        <w:t>) CHARACTER SET utf8mb4;</w:t>
+      </w:r>
+    </w:p>
+    <w:p>
+      <w:pPr>
+        <w:pStyle w:val="SourceCode"/>
+      </w:pPr>
+    </w:p>
+    <w:p>
+      <w:pPr>
+        <w:pStyle w:val="SourceCode"/>
+      </w:pPr>
+      <w:r>
+        <w:t>-- Lesson 4.4's contacts table, with one new column at the end. group_id</w:t>
+      </w:r>
+    </w:p>
+    <w:p>
+      <w:pPr>
+        <w:pStyle w:val="SourceCode"/>
+      </w:pPr>
+      <w:r>
+        <w:t>-- holds the id of the contact's group, or NULL for no group. FOREIGN KEY</w:t>
+      </w:r>
+    </w:p>
+    <w:p>
+      <w:pPr>
+        <w:pStyle w:val="SourceCode"/>
+      </w:pPr>
+      <w:r>
+        <w:t>-- makes the server check every value: group_id must be NULL or an id that</w:t>
+      </w:r>
+    </w:p>
+    <w:p>
+      <w:pPr>
+        <w:pStyle w:val="SourceCode"/>
+      </w:pPr>
+      <w:r>
+        <w:t>-- contact_groups_python really has. contact_groups_python is created first,</w:t>
+      </w:r>
+    </w:p>
+    <w:p>
+      <w:pPr>
+        <w:pStyle w:val="SourceCode"/>
+      </w:pPr>
+      <w:r>
+        <w:t>-- because the foreign key must name a table that already exists.</w:t>
+      </w:r>
+    </w:p>
+    <w:p>
+      <w:pPr>
+        <w:pStyle w:val="SourceCode"/>
+      </w:pPr>
+      <w:r>
+        <w:t>CREATE TABLE contacts_python (</w:t>
+      </w:r>
+    </w:p>
+    <w:p>
+      <w:pPr>
+        <w:pStyle w:val="SourceCode"/>
+      </w:pPr>
+      <w:r>
+        <w:t xml:space="preserve">    id       INT AUTO_INCREMENT PRIMARY KEY,</w:t>
+      </w:r>
+    </w:p>
+    <w:p>
+      <w:pPr>
+        <w:pStyle w:val="SourceCode"/>
+      </w:pPr>
+      <w:r>
+        <w:t xml:space="preserve">    name     VARCHAR(100) NOT NULL,</w:t>
+      </w:r>
+    </w:p>
+    <w:p>
+      <w:pPr>
+        <w:pStyle w:val="SourceCode"/>
+      </w:pPr>
+      <w:r>
+        <w:t xml:space="preserve">    email    VARCHAR(254) NOT NULL UNIQUE,</w:t>
+      </w:r>
+    </w:p>
+    <w:p>
+      <w:pPr>
+        <w:pStyle w:val="SourceCode"/>
+      </w:pPr>
+      <w:r>
+        <w:t xml:space="preserve">    phone    VARCHAR(20)  NULL,</w:t>
+      </w:r>
+    </w:p>
+    <w:p>
+      <w:pPr>
+        <w:pStyle w:val="SourceCode"/>
+      </w:pPr>
+      <w:r>
+        <w:t xml:space="preserve">    group_id INT          NULL,</w:t>
+      </w:r>
+    </w:p>
+    <w:p>
+      <w:pPr>
+        <w:pStyle w:val="SourceCode"/>
+      </w:pPr>
+      <w:r>
+        <w:t xml:space="preserve">    FOREIGN KEY (group_id) REFERENCES contact_groups_python (id)</w:t>
+      </w:r>
+    </w:p>
+    <w:p>
+      <w:pPr>
+        <w:pStyle w:val="SourceCode"/>
+      </w:pPr>
+      <w:r>
+        <w:t>) CHARACTER SET utf8mb4;</w:t>
+      </w:r>
+    </w:p>
+    <w:p>
+      <w:pPr>
+        <w:pStyle w:val="SourceCode"/>
+      </w:pPr>
+    </w:p>
+    <w:p>
+      <w:pPr>
+        <w:pStyle w:val="SourceCode"/>
+      </w:pPr>
+      <w:r>
+        <w:t>-- Lesson 4.6's three contacts, ids 1, 2, 3. group_id is left out, so it</w:t>
+      </w:r>
+    </w:p>
+    <w:p>
+      <w:pPr>
+        <w:pStyle w:val="SourceCode"/>
+      </w:pPr>
+      <w:r>
+        <w:t>-- starts as NULL: no contact is in a group yet.</w:t>
+      </w:r>
+    </w:p>
+    <w:p>
+      <w:pPr>
+        <w:pStyle w:val="SourceCode"/>
+      </w:pPr>
+      <w:r>
+        <w:t>INSERT INTO contacts_python (name, email, phone)</w:t>
+      </w:r>
+    </w:p>
+    <w:p>
+      <w:pPr>
+        <w:pStyle w:val="SourceCode"/>
+      </w:pPr>
+      <w:r>
+        <w:t xml:space="preserve">    VALUES ('Ada Lovelace', 'ada@example.com', '555-0100');</w:t>
+      </w:r>
+    </w:p>
+    <w:p>
+      <w:pPr>
+        <w:pStyle w:val="SourceCode"/>
+      </w:pPr>
+      <w:r>
+        <w:t>INSERT INTO contacts_python (name, email, phone)</w:t>
+      </w:r>
+    </w:p>
+    <w:p>
+      <w:pPr>
+        <w:pStyle w:val="SourceCode"/>
+        <w:keepNext/>
+      </w:pPr>
+      <w:r>
+        <w:t xml:space="preserve">    VALUES ('Grace Hopper', 'grace@example.com', NULL);</w:t>
+      </w:r>
+    </w:p>
+    <w:p>
+      <w:pPr>
+        <w:pStyle w:val="SourceCode"/>
+        <w:keepNext/>
+      </w:pPr>
+      <w:r>
+        <w:t>INSERT INTO contacts_python (name, email, phone)</w:t>
+      </w:r>
+    </w:p>
+    <w:p>
+      <w:pPr>
+        <w:pStyle w:val="SourceCode"/>
+      </w:pPr>
+      <w:r>
+        <w:t xml:space="preserve">    VALUES ('Alan Turing', 'alan@example.com', '555-0102');</w:t>
+      </w:r>
+    </w:p>
+    <w:p>
+      <w:pPr>
+        <w:keepNext/>
+      </w:pPr>
+    </w:p>
+    <w:p>
+      <w:pPr>
+        <w:pStyle w:val="Heading3"/>
+      </w:pPr>
+      <w:r>
+        <w:t>sql/reset_contacts_typescript.sql</w:t>
+      </w:r>
+    </w:p>
+    <w:p>
+      <w:pPr>
+        <w:pStyle w:val="SourceCode"/>
+        <w:keepNext/>
+      </w:pPr>
+      <w:r>
+        <w:t>-- Lesson 4.11's known state for TypeScript. This file resets the TypeScript</w:t>
+      </w:r>
+    </w:p>
+    <w:p>
+      <w:pPr>
+        <w:pStyle w:val="SourceCode"/>
+        <w:keepNext/>
+      </w:pPr>
+      <w:r>
+        <w:t>-- programs' own two tables, contact_groups_typescript and</w:t>
+      </w:r>
+    </w:p>
+    <w:p>
+      <w:pPr>
+        <w:pStyle w:val="SourceCode"/>
+      </w:pPr>
+      <w:r>
+        <w:t>-- contacts_typescript: it drops them, with any rows earlier lessons or your</w:t>
+      </w:r>
+    </w:p>
+    <w:p>
+      <w:pPr>
+        <w:pStyle w:val="SourceCode"/>
+      </w:pPr>
+      <w:r>
+        <w:t>-- own experiments left in them, and builds them again: an empty</w:t>
+      </w:r>
+    </w:p>
+    <w:p>
+      <w:pPr>
+        <w:pStyle w:val="SourceCode"/>
+      </w:pPr>
+      <w:r>
+        <w:t>-- contact_groups_typescript table, and the contacts_typescript table with a</w:t>
+      </w:r>
+    </w:p>
+    <w:p>
+      <w:pPr>
+        <w:pStyle w:val="SourceCode"/>
+      </w:pPr>
+      <w:r>
+        <w:t>-- group_id column and Lesson 4.6's three contacts, none of them in a group</w:t>
+      </w:r>
+    </w:p>
+    <w:p>
+      <w:pPr>
+        <w:pStyle w:val="SourceCode"/>
+      </w:pPr>
+      <w:r>
+        <w:t>-- yet.</w:t>
+      </w:r>
+    </w:p>
+    <w:p>
+      <w:pPr>
+        <w:pStyle w:val="SourceCode"/>
+      </w:pPr>
+    </w:p>
+    <w:p>
+      <w:pPr>
+        <w:pStyle w:val="SourceCode"/>
+      </w:pPr>
+      <w:r>
+        <w:t>-- Remove the old tables and every row in them (Lesson 4.4).</w:t>
+      </w:r>
+    </w:p>
+    <w:p>
+      <w:pPr>
+        <w:pStyle w:val="SourceCode"/>
+      </w:pPr>
+      <w:r>
+        <w:t>-- contacts_typescript goes first: its rows point at</w:t>
+      </w:r>
+    </w:p>
+    <w:p>
+      <w:pPr>
+        <w:pStyle w:val="SourceCode"/>
+      </w:pPr>
+      <w:r>
+        <w:t>-- contact_groups_typescript, and the server refuses to drop a table that</w:t>
+      </w:r>
+    </w:p>
+    <w:p>
+      <w:pPr>
+        <w:pStyle w:val="SourceCode"/>
+      </w:pPr>
+      <w:r>
+        <w:t>-- another table's foreign key still points at. IF EXISTS skips a table that</w:t>
+      </w:r>
+    </w:p>
+    <w:p>
+      <w:pPr>
+        <w:pStyle w:val="SourceCode"/>
+      </w:pPr>
+      <w:r>
+        <w:t>-- is not there yet.</w:t>
+      </w:r>
+    </w:p>
+    <w:p>
+      <w:pPr>
+        <w:pStyle w:val="SourceCode"/>
+      </w:pPr>
+      <w:r>
+        <w:t>DROP TABLE IF EXISTS contacts_typescript;</w:t>
+      </w:r>
+    </w:p>
+    <w:p>
+      <w:pPr>
+        <w:pStyle w:val="SourceCode"/>
+      </w:pPr>
+      <w:r>
+        <w:t>DROP TABLE IF EXISTS contact_groups_typescript;</w:t>
+      </w:r>
+    </w:p>
+    <w:p>
+      <w:pPr>
+        <w:pStyle w:val="SourceCode"/>
+      </w:pPr>
+    </w:p>
+    <w:p>
+      <w:pPr>
+        <w:pStyle w:val="SourceCode"/>
+      </w:pPr>
+      <w:r>
+        <w:t>-- The groups table: one row per group. id is numbered by the server, like</w:t>
+      </w:r>
+    </w:p>
+    <w:p>
+      <w:pPr>
+        <w:pStyle w:val="SourceCode"/>
+      </w:pPr>
+      <w:r>
+        <w:t>-- the contacts' id (Lesson 4.4), and name is the group's name. UNIQUE</w:t>
+      </w:r>
+    </w:p>
+    <w:p>
+      <w:pPr>
+        <w:pStyle w:val="SourceCode"/>
+      </w:pPr>
+      <w:r>
+        <w:t>-- refuses a second group with the same name, as Lesson 4.4's UNIQUE email</w:t>
+      </w:r>
+    </w:p>
+    <w:p>
+      <w:pPr>
+        <w:pStyle w:val="SourceCode"/>
+      </w:pPr>
+      <w:r>
+        <w:t>-- refuses a second contact with the same email.</w:t>
+      </w:r>
+    </w:p>
+    <w:p>
+      <w:pPr>
+        <w:pStyle w:val="SourceCode"/>
+      </w:pPr>
+      <w:r>
+        <w:t>CREATE TABLE contact_groups_typescript (</w:t>
+      </w:r>
+    </w:p>
+    <w:p>
+      <w:pPr>
+        <w:pStyle w:val="SourceCode"/>
+      </w:pPr>
+      <w:r>
+        <w:t xml:space="preserve">    id   INT AUTO_INCREMENT PRIMARY KEY,</w:t>
+      </w:r>
+    </w:p>
+    <w:p>
+      <w:pPr>
+        <w:pStyle w:val="SourceCode"/>
+      </w:pPr>
+      <w:r>
+        <w:t xml:space="preserve">    name VARCHAR(50) NOT NULL UNIQUE</w:t>
+      </w:r>
+    </w:p>
+    <w:p>
+      <w:pPr>
+        <w:pStyle w:val="SourceCode"/>
+      </w:pPr>
+      <w:r>
+        <w:t>) CHARACTER SET utf8mb4;</w:t>
+      </w:r>
+    </w:p>
+    <w:p>
+      <w:pPr>
+        <w:pStyle w:val="SourceCode"/>
+      </w:pPr>
+    </w:p>
+    <w:p>
+      <w:pPr>
+        <w:pStyle w:val="SourceCode"/>
+      </w:pPr>
+      <w:r>
+        <w:t>-- Lesson 4.4's contacts table, with one new column at the end. group_id</w:t>
+      </w:r>
+    </w:p>
+    <w:p>
+      <w:pPr>
+        <w:pStyle w:val="SourceCode"/>
+      </w:pPr>
+      <w:r>
+        <w:t>-- holds the id of the contact's group, or NULL for no group. FOREIGN KEY</w:t>
+      </w:r>
+    </w:p>
+    <w:p>
+      <w:pPr>
+        <w:pStyle w:val="SourceCode"/>
+      </w:pPr>
+      <w:r>
+        <w:t>-- makes the server check every value: group_id must be NULL or an id that</w:t>
+      </w:r>
+    </w:p>
+    <w:p>
+      <w:pPr>
+        <w:pStyle w:val="SourceCode"/>
+      </w:pPr>
+      <w:r>
+        <w:t>-- contact_groups_typescript really has. contact_groups_typescript is</w:t>
+      </w:r>
+    </w:p>
+    <w:p>
+      <w:pPr>
+        <w:pStyle w:val="SourceCode"/>
+      </w:pPr>
+      <w:r>
+        <w:t>-- created first, because the foreign key must name a table that already</w:t>
+      </w:r>
+    </w:p>
+    <w:p>
+      <w:pPr>
+        <w:pStyle w:val="SourceCode"/>
+      </w:pPr>
+      <w:r>
+        <w:t>-- exists.</w:t>
+      </w:r>
+    </w:p>
+    <w:p>
+      <w:pPr>
+        <w:pStyle w:val="SourceCode"/>
+      </w:pPr>
+      <w:r>
+        <w:t>CREATE TABLE contacts_typescript (</w:t>
+      </w:r>
+    </w:p>
+    <w:p>
+      <w:pPr>
+        <w:pStyle w:val="SourceCode"/>
+      </w:pPr>
+      <w:r>
+        <w:t xml:space="preserve">    id       INT AUTO_INCREMENT PRIMARY KEY,</w:t>
+      </w:r>
+    </w:p>
+    <w:p>
+      <w:pPr>
+        <w:pStyle w:val="SourceCode"/>
+      </w:pPr>
+      <w:r>
+        <w:t xml:space="preserve">    name     VARCHAR(100) NOT NULL,</w:t>
+      </w:r>
+    </w:p>
+    <w:p>
+      <w:pPr>
+        <w:pStyle w:val="SourceCode"/>
+      </w:pPr>
+      <w:r>
+        <w:t xml:space="preserve">    email    VARCHAR(254) NOT NULL UNIQUE,</w:t>
+      </w:r>
+    </w:p>
+    <w:p>
+      <w:pPr>
+        <w:pStyle w:val="SourceCode"/>
+      </w:pPr>
+      <w:r>
+        <w:t xml:space="preserve">    phone    VARCHAR(20)  NULL,</w:t>
+      </w:r>
+    </w:p>
+    <w:p>
+      <w:pPr>
+        <w:pStyle w:val="SourceCode"/>
+      </w:pPr>
+      <w:r>
+        <w:t xml:space="preserve">    group_id INT          NULL,</w:t>
+      </w:r>
+    </w:p>
+    <w:p>
+      <w:pPr>
+        <w:pStyle w:val="SourceCode"/>
+      </w:pPr>
+      <w:r>
+        <w:t xml:space="preserve">    FOREIGN KEY (group_id) REFERENCES contact_groups_typescript (id)</w:t>
+      </w:r>
+    </w:p>
+    <w:p>
+      <w:pPr>
+        <w:pStyle w:val="SourceCode"/>
+      </w:pPr>
+      <w:r>
+        <w:t>) CHARACTER SET utf8mb4;</w:t>
+      </w:r>
+    </w:p>
+    <w:p>
+      <w:pPr>
+        <w:pStyle w:val="SourceCode"/>
+      </w:pPr>
+    </w:p>
+    <w:p>
+      <w:pPr>
+        <w:pStyle w:val="SourceCode"/>
+      </w:pPr>
+      <w:r>
+        <w:t>-- Lesson 4.6's three contacts, ids 1, 2, 3. group_id is left out, so it</w:t>
+      </w:r>
+    </w:p>
+    <w:p>
+      <w:pPr>
+        <w:pStyle w:val="SourceCode"/>
+      </w:pPr>
+      <w:r>
+        <w:t>-- starts as NULL: no contact is in a group yet.</w:t>
+      </w:r>
+    </w:p>
+    <w:p>
+      <w:pPr>
+        <w:pStyle w:val="SourceCode"/>
+      </w:pPr>
+      <w:r>
+        <w:t>INSERT INTO contacts_typescript (name, email, phone)</w:t>
+      </w:r>
+    </w:p>
+    <w:p>
+      <w:pPr>
+        <w:pStyle w:val="SourceCode"/>
+      </w:pPr>
+      <w:r>
+        <w:t xml:space="preserve">    VALUES ('Ada Lovelace', 'ada@example.com', '555-0100');</w:t>
+      </w:r>
+    </w:p>
+    <w:p>
+      <w:pPr>
+        <w:pStyle w:val="SourceCode"/>
+      </w:pPr>
+      <w:r>
+        <w:t>INSERT INTO contacts_typescript (name, email, phone)</w:t>
+      </w:r>
+    </w:p>
+    <w:p>
+      <w:pPr>
+        <w:pStyle w:val="SourceCode"/>
+        <w:keepNext/>
+      </w:pPr>
+      <w:r>
+        <w:t xml:space="preserve">    VALUES ('Grace Hopper', 'grace@example.com', NULL);</w:t>
+      </w:r>
+    </w:p>
+    <w:p>
+      <w:pPr>
+        <w:pStyle w:val="SourceCode"/>
+        <w:keepNext/>
+      </w:pPr>
+      <w:r>
+        <w:t>INSERT INTO contacts_typescript (name, email, phone)</w:t>
+      </w:r>
+    </w:p>
+    <w:p>
+      <w:pPr>
+        <w:pStyle w:val="SourceCode"/>
+      </w:pPr>
+      <w:r>
+        <w:t xml:space="preserve">    VALUES ('Alan Turing', 'alan@example.com', '555-0102');</w:t>
+      </w:r>
+    </w:p>
+    <w:p>
+      <w:pPr>
+        <w:keepNext/>
+      </w:pPr>
+    </w:p>
+    <w:p>
+      <w:r>
+        <w:t>The first client command is Lesson 4.2's CREATE DATABASE IF NOT EXISTS spa_contacts, so this lesson works even if you start here. The next six run the files, one per language. Remember, source is the mysql client's own command, and it runs every statement in a file, in order, printing nothing when they succeed; the client runs its own commands from -e only when --commands is given (Lesson 4.6). On Linux or macOS, &lt; sends the file to the client's input instead, which does the same. The last shows the C progr</w:t>
+      </w:r>
+      <w:r>
+        <w:t>ams' table, contacts_c; put your language's table in its place to see that one, which holds the same rows. Remember, MYSQL_PWD lasts only until the block's last line, -D names the database, and -t prints the answer as a table.</w:t>
+      </w:r>
+    </w:p>
+    <w:p>
+      <w:pPr>
+        <w:keepNext/>
+      </w:pPr>
+    </w:p>
+    <w:p>
+      <w:pPr>
+        <w:pStyle w:val="Heading3"/>
+      </w:pPr>
+      <w:r>
         <w:t>Windows PowerShell Data Reset</w:t>
       </w:r>
     </w:p>
@@ -2759,7 +4656,6 @@
     <w:p>
       <w:pPr>
         <w:pStyle w:val="CommandBlock"/>
-        <w:keepNext/>
       </w:pPr>
       <w:r>
         <w:t>&amp; $mysql -u devuser -h 127.0.0.1 -P 3306 `</w:t>
@@ -2768,7 +4664,6 @@
     <w:p>
       <w:pPr>
         <w:pStyle w:val="CommandBlock"/>
-        <w:keepNext/>
       </w:pPr>
       <w:r>
         <w:t xml:space="preserve">    -e "CREATE DATABASE IF NOT EXISTS spa_contacts"</w:t>
@@ -2777,7 +4672,6 @@
     <w:p>
       <w:pPr>
         <w:pStyle w:val="CommandBlock"/>
-        <w:keepNext/>
       </w:pPr>
       <w:r>
         <w:t>&amp; $mysql -u devuser -h 127.0.0.1 -P 3306 -D spa_contacts --commands `</w:t>
@@ -2786,15 +4680,94 @@
     <w:p>
       <w:pPr>
         <w:pStyle w:val="CommandBlock"/>
-        <w:keepNext/>
-      </w:pPr>
-      <w:r>
-        <w:t xml:space="preserve">    -e "source ./sql/reset_contacts.sql"</w:t>
+      </w:pPr>
+      <w:r>
+        <w:t xml:space="preserve">    -e "source ./sql/reset_contacts_c.sql"</w:t>
       </w:r>
     </w:p>
     <w:p>
       <w:pPr>
         <w:pStyle w:val="CommandBlock"/>
+      </w:pPr>
+      <w:r>
+        <w:t>&amp; $mysql -u devuser -h 127.0.0.1 -P 3306 -D spa_contacts --commands `</w:t>
+      </w:r>
+    </w:p>
+    <w:p>
+      <w:pPr>
+        <w:pStyle w:val="CommandBlock"/>
+      </w:pPr>
+      <w:r>
+        <w:t xml:space="preserve">    -e "source ./sql/reset_contacts_cpp.sql"</w:t>
+      </w:r>
+    </w:p>
+    <w:p>
+      <w:pPr>
+        <w:pStyle w:val="CommandBlock"/>
+      </w:pPr>
+      <w:r>
+        <w:t>&amp; $mysql -u devuser -h 127.0.0.1 -P 3306 -D spa_contacts --commands `</w:t>
+      </w:r>
+    </w:p>
+    <w:p>
+      <w:pPr>
+        <w:pStyle w:val="CommandBlock"/>
+      </w:pPr>
+      <w:r>
+        <w:t xml:space="preserve">    -e "source ./sql/reset_contacts_csharp.sql"</w:t>
+      </w:r>
+    </w:p>
+    <w:p>
+      <w:pPr>
+        <w:pStyle w:val="CommandBlock"/>
+      </w:pPr>
+      <w:r>
+        <w:t>&amp; $mysql -u devuser -h 127.0.0.1 -P 3306 -D spa_contacts --commands `</w:t>
+      </w:r>
+    </w:p>
+    <w:p>
+      <w:pPr>
+        <w:pStyle w:val="CommandBlock"/>
+      </w:pPr>
+      <w:r>
+        <w:t xml:space="preserve">    -e "source ./sql/reset_contacts_go.sql"</w:t>
+      </w:r>
+    </w:p>
+    <w:p>
+      <w:pPr>
+        <w:pStyle w:val="CommandBlock"/>
+      </w:pPr>
+      <w:r>
+        <w:t>&amp; $mysql -u devuser -h 127.0.0.1 -P 3306 -D spa_contacts --commands `</w:t>
+      </w:r>
+    </w:p>
+    <w:p>
+      <w:pPr>
+        <w:pStyle w:val="CommandBlock"/>
+      </w:pPr>
+      <w:r>
+        <w:t xml:space="preserve">    -e "source ./sql/reset_contacts_python.sql"</w:t>
+      </w:r>
+    </w:p>
+    <w:p>
+      <w:pPr>
+        <w:pStyle w:val="CommandBlock"/>
+      </w:pPr>
+      <w:r>
+        <w:t>&amp; $mysql -u devuser -h 127.0.0.1 -P 3306 -D spa_contacts --commands `</w:t>
+      </w:r>
+    </w:p>
+    <w:p>
+      <w:pPr>
+        <w:pStyle w:val="CommandBlock"/>
+      </w:pPr>
+      <w:r>
+        <w:t xml:space="preserve">    -e "source ./sql/reset_contacts_typescript.sql"</w:t>
+      </w:r>
+    </w:p>
+    <w:p>
+      <w:pPr>
+        <w:pStyle w:val="CommandBlock"/>
         <w:keepNext/>
       </w:pPr>
       <w:r>
@@ -2807,7 +4780,7 @@
         <w:keepNext/>
       </w:pPr>
       <w:r>
-        <w:t xml:space="preserve">    -e "SELECT id, name, email, phone, group_id FROM contacts ORDER BY id"</w:t>
+        <w:t xml:space="preserve">    -e "SELECT id, name, email, phone, group_id FROM contacts_c ORDER BY id"</w:t>
       </w:r>
     </w:p>
     <w:p>
@@ -2852,7 +4825,6 @@
     <w:p>
       <w:pPr>
         <w:pStyle w:val="CommandBlock"/>
-        <w:keepNext/>
       </w:pPr>
       <w:r>
         <w:t xml:space="preserve">    -e "CREATE DATABASE IF NOT EXISTS spa_contacts"</w:t>
@@ -2861,15 +4833,102 @@
     <w:p>
       <w:pPr>
         <w:pStyle w:val="CommandBlock"/>
-        <w:keepNext/>
-      </w:pPr>
-      <w:r>
-        <w:t>mysql -u devuser -h 127.0.0.1 -P 3306 -D spa_contacts &lt; ./sql/reset_contacts.sql</w:t>
+      </w:pPr>
+      <w:r>
+        <w:t>mysql -u devuser -h 127.0.0.1 -P 3306 -D spa_contacts \</w:t>
       </w:r>
     </w:p>
     <w:p>
       <w:pPr>
         <w:pStyle w:val="CommandBlock"/>
+      </w:pPr>
+      <w:r>
+        <w:t xml:space="preserve">    &lt; ./sql/reset_contacts_c.sql</w:t>
+      </w:r>
+    </w:p>
+    <w:p>
+      <w:pPr>
+        <w:pStyle w:val="CommandBlock"/>
+      </w:pPr>
+      <w:r>
+        <w:t>mysql -u devuser -h 127.0.0.1 -P 3306 -D spa_contacts \</w:t>
+      </w:r>
+    </w:p>
+    <w:p>
+      <w:pPr>
+        <w:pStyle w:val="CommandBlock"/>
+      </w:pPr>
+      <w:r>
+        <w:t xml:space="preserve">    &lt; ./sql/reset_contacts_cpp.sql</w:t>
+      </w:r>
+    </w:p>
+    <w:p>
+      <w:pPr>
+        <w:pStyle w:val="CommandBlock"/>
+      </w:pPr>
+      <w:r>
+        <w:t>mysql -u devuser -h 127.0.0.1 -P 3306 -D spa_contacts \</w:t>
+      </w:r>
+    </w:p>
+    <w:p>
+      <w:pPr>
+        <w:pStyle w:val="CommandBlock"/>
+      </w:pPr>
+      <w:r>
+        <w:t xml:space="preserve">    &lt; ./sql/reset_contacts_csharp.sql</w:t>
+      </w:r>
+    </w:p>
+    <w:p>
+      <w:pPr>
+        <w:pStyle w:val="CommandBlock"/>
+      </w:pPr>
+      <w:r>
+        <w:t>mysql -u devuser -h 127.0.0.1 -P 3306 -D spa_contacts \</w:t>
+      </w:r>
+    </w:p>
+    <w:p>
+      <w:pPr>
+        <w:pStyle w:val="CommandBlock"/>
+      </w:pPr>
+      <w:r>
+        <w:t xml:space="preserve">    &lt; ./sql/reset_contacts_go.sql</w:t>
+      </w:r>
+    </w:p>
+    <w:p>
+      <w:pPr>
+        <w:pStyle w:val="CommandBlock"/>
+      </w:pPr>
+      <w:r>
+        <w:t>mysql -u devuser -h 127.0.0.1 -P 3306 -D spa_contacts \</w:t>
+      </w:r>
+    </w:p>
+    <w:p>
+      <w:pPr>
+        <w:pStyle w:val="CommandBlock"/>
+      </w:pPr>
+      <w:r>
+        <w:t xml:space="preserve">    &lt; ./sql/reset_contacts_python.sql</w:t>
+      </w:r>
+    </w:p>
+    <w:p>
+      <w:pPr>
+        <w:pStyle w:val="CommandBlock"/>
+      </w:pPr>
+      <w:r>
+        <w:t>mysql -u devuser -h 127.0.0.1 -P 3306 -D spa_contacts \</w:t>
+      </w:r>
+    </w:p>
+    <w:p>
+      <w:pPr>
+        <w:pStyle w:val="CommandBlock"/>
+      </w:pPr>
+      <w:r>
+        <w:t xml:space="preserve">    &lt; ./sql/reset_contacts_typescript.sql</w:t>
+      </w:r>
+    </w:p>
+    <w:p>
+      <w:pPr>
+        <w:pStyle w:val="CommandBlock"/>
         <w:keepNext/>
       </w:pPr>
       <w:r>
@@ -2882,7 +4941,7 @@
         <w:keepNext/>
       </w:pPr>
       <w:r>
-        <w:t xml:space="preserve">    -e "SELECT id, name, email, phone, group_id FROM contacts ORDER BY id"</w:t>
+        <w:t xml:space="preserve">    -e "SELECT id, name, email, phone, group_id FROM contacts_c ORDER BY id"</w:t>
       </w:r>
     </w:p>
     <w:p>
@@ -2903,7 +4962,7 @@
         <w:keepNext/>
       </w:pPr>
       <w:r>
-        <w:t>The first two commands print nothing. The query prints exactly this table:</w:t>
+        <w:t>The first seven commands print nothing. The query prints exactly this table:</w:t>
       </w:r>
     </w:p>
     <w:p>
@@ -3163,7 +5222,7 @@
         <w:pStyle w:val="ListBullet"/>
       </w:pPr>
       <w:r>
-        <w:t>Unknown database 'spa_contacts' (error 1049), or Table 'spa_contacts.contacts' doesn't exist (error 1146): this lesson's Data Reset has not run yet. Run it.</w:t>
+        <w:t>Unknown database 'spa_contacts' (error 1049), or Table 'spa_contacts.contacts_c' doesn't exist (error 1146; your language's table in place of contacts_c): this lesson's Data Reset has not run yet. Run it.</w:t>
       </w:r>
     </w:p>
     <w:p>
@@ -3171,7 +5230,7 @@
         <w:pStyle w:val="ListBullet"/>
       </w:pPr>
       <w:r>
-        <w:t>Unknown column 'group_id' in 'field list' (error 1054): the contacts table is an earlier lesson's, without group_id, because another lesson's reset ran last. Run this lesson's Data Reset.</w:t>
+        <w:t>Unknown column 'group_id' in 'field list' (error 1054): your language's contacts table is an earlier lesson's, without group_id, because another lesson's reset ran last. Run this lesson's Data Reset.</w:t>
       </w:r>
     </w:p>
     <w:p>
@@ -3378,23 +5437,23 @@
         <w:pStyle w:val="SourceCode"/>
       </w:pPr>
       <w:r>
-        <w:t>#define INSERT_CONTACT "INSERT INTO contacts (name, email) VALUES (?, ?)"</w:t>
-      </w:r>
-    </w:p>
-    <w:p>
-      <w:pPr>
-        <w:pStyle w:val="SourceCode"/>
-      </w:pPr>
-      <w:r>
-        <w:t>#define ASSIGN_GROUP "UPDATE contacts SET group_id = ? WHERE id = ?"</w:t>
-      </w:r>
-    </w:p>
-    <w:p>
-      <w:pPr>
-        <w:pStyle w:val="SourceCode"/>
-      </w:pPr>
-      <w:r>
-        <w:t>#define BROKEN_COUNT "SELEC COUNT(*) AS total FROM contacts"</w:t>
+        <w:t>#define INSERT_CONTACT "INSERT INTO contacts_c (name, email) VALUES (?, ?)"</w:t>
+      </w:r>
+    </w:p>
+    <w:p>
+      <w:pPr>
+        <w:pStyle w:val="SourceCode"/>
+      </w:pPr>
+      <w:r>
+        <w:t>#define ASSIGN_GROUP "UPDATE contacts_c SET group_id = ? WHERE id = ?"</w:t>
+      </w:r>
+    </w:p>
+    <w:p>
+      <w:pPr>
+        <w:pStyle w:val="SourceCode"/>
+      </w:pPr>
+      <w:r>
+        <w:t>#define BROKEN_COUNT "SELEC COUNT(*) AS total FROM contacts_c"</w:t>
       </w:r>
     </w:p>
     <w:p>
@@ -4385,7 +6444,7 @@
         <w:keepNext/>
       </w:pPr>
       <w:r>
-        <w:t>Run the block from the lesson-4.14 folder, in a terminal that has SPA_DB_PASSWORD. The block runs the Data Reset's file again just before the program, so the table holds exactly the reset's three contacts, and shows the exit code after it.</w:t>
+        <w:t>Run the block from the lesson-4.14 folder, in a terminal that has SPA_DB_PASSWORD. The block runs C's own reset file, sql/reset_contacts_c.sql, again just before the program, so contacts_c holds exactly the reset's three contacts and contact_groups_c is empty, and shows the exit code after it. Remember, each language has its own tables and its own reset file; the C programs use contacts_c and contact_groups_c, and never touch another language's rows.</w:t>
       </w:r>
     </w:p>
     <w:p>
@@ -4462,7 +6521,7 @@
         <w:keepNext/>
       </w:pPr>
       <w:r>
-        <w:t xml:space="preserve">    -e "source ./sql/reset_contacts.sql"</w:t>
+        <w:t xml:space="preserve">    -e "source ./sql/reset_contacts_c.sql"</w:t>
       </w:r>
     </w:p>
     <w:p>
@@ -4537,7 +6596,7 @@
         <w:keepNext/>
       </w:pPr>
       <w:r>
-        <w:t>mysql -u devuser -h 127.0.0.1 -P 3306 -D spa_contacts &lt; ./sql/reset_contacts.sql</w:t>
+        <w:t>mysql -u devuser -h 127.0.0.1 -P 3306 -D spa_contacts \</w:t>
       </w:r>
     </w:p>
     <w:p>
@@ -4546,6 +6605,15 @@
         <w:keepNext/>
       </w:pPr>
       <w:r>
+        <w:t xml:space="preserve">    &lt; ./sql/reset_contacts_c.sql</w:t>
+      </w:r>
+    </w:p>
+    <w:p>
+      <w:pPr>
+        <w:pStyle w:val="CommandBlock"/>
+        <w:keepNext/>
+      </w:pPr>
+      <w:r>
         <w:t>unset MYSQL_PWD</w:t>
       </w:r>
     </w:p>
@@ -5144,39 +7212,39 @@
         <w:pStyle w:val="SourceCode"/>
       </w:pPr>
       <w:r>
-        <w:t>#define INSERT_CONTACT "INSERT INTO contacts (name, email) VALUES (?, ?)"</w:t>
-      </w:r>
-    </w:p>
-    <w:p>
-      <w:pPr>
-        <w:pStyle w:val="SourceCode"/>
-      </w:pPr>
-      <w:r>
-        <w:t>#define ASSIGN_GROUP "UPDATE contacts SET group_id = ? WHERE id = ?"</w:t>
-      </w:r>
-    </w:p>
-    <w:p>
-      <w:pPr>
-        <w:pStyle w:val="SourceCode"/>
-      </w:pPr>
-      <w:r>
-        <w:t>#define DELETE_CONTACT "DELETE FROM contacts WHERE id = ?"</w:t>
-      </w:r>
-    </w:p>
-    <w:p>
-      <w:pPr>
-        <w:pStyle w:val="SourceCode"/>
-      </w:pPr>
-      <w:r>
-        <w:t>#define COUNT_CONTACTS "SELECT COUNT(*) AS total FROM contacts"</w:t>
-      </w:r>
-    </w:p>
-    <w:p>
-      <w:pPr>
-        <w:pStyle w:val="SourceCode"/>
-      </w:pPr>
-      <w:r>
-        <w:t>#define BROKEN_COUNT "SELEC COUNT(*) AS total FROM contacts"</w:t>
+        <w:t>#define INSERT_CONTACT "INSERT INTO contacts_c (name, email) VALUES (?, ?)"</w:t>
+      </w:r>
+    </w:p>
+    <w:p>
+      <w:pPr>
+        <w:pStyle w:val="SourceCode"/>
+      </w:pPr>
+      <w:r>
+        <w:t>#define ASSIGN_GROUP "UPDATE contacts_c SET group_id = ? WHERE id = ?"</w:t>
+      </w:r>
+    </w:p>
+    <w:p>
+      <w:pPr>
+        <w:pStyle w:val="SourceCode"/>
+      </w:pPr>
+      <w:r>
+        <w:t>#define DELETE_CONTACT "DELETE FROM contacts_c WHERE id = ?"</w:t>
+      </w:r>
+    </w:p>
+    <w:p>
+      <w:pPr>
+        <w:pStyle w:val="SourceCode"/>
+      </w:pPr>
+      <w:r>
+        <w:t>#define COUNT_CONTACTS "SELECT COUNT(*) AS total FROM contacts_c"</w:t>
+      </w:r>
+    </w:p>
+    <w:p>
+      <w:pPr>
+        <w:pStyle w:val="SourceCode"/>
+      </w:pPr>
+      <w:r>
+        <w:t>#define BROKEN_COUNT "SELEC COUNT(*) AS total FROM contacts_c"</w:t>
       </w:r>
     </w:p>
     <w:p>
@@ -7567,7 +9635,7 @@
         <w:keepNext/>
       </w:pPr>
       <w:r>
-        <w:t xml:space="preserve">    -e "source ./sql/reset_contacts.sql"</w:t>
+        <w:t xml:space="preserve">    -e "source ./sql/reset_contacts_c.sql"</w:t>
       </w:r>
     </w:p>
     <w:p>
@@ -7642,7 +9710,7 @@
         <w:keepNext/>
       </w:pPr>
       <w:r>
-        <w:t>mysql -u devuser -h 127.0.0.1 -P 3306 -D spa_contacts &lt; ./sql/reset_contacts.sql</w:t>
+        <w:t>mysql -u devuser -h 127.0.0.1 -P 3306 -D spa_contacts \</w:t>
       </w:r>
     </w:p>
     <w:p>
@@ -7651,6 +9719,15 @@
         <w:keepNext/>
       </w:pPr>
       <w:r>
+        <w:t xml:space="preserve">    &lt; ./sql/reset_contacts_c.sql</w:t>
+      </w:r>
+    </w:p>
+    <w:p>
+      <w:pPr>
+        <w:pStyle w:val="CommandBlock"/>
+        <w:keepNext/>
+      </w:pPr>
+      <w:r>
         <w:t>unset MYSQL_PWD</w:t>
       </w:r>
     </w:p>
@@ -8382,7 +10459,7 @@
         <w:pStyle w:val="SourceCode"/>
       </w:pPr>
       <w:r>
-        <w:t xml:space="preserve">    "INSERT INTO contacts (name, email) VALUES (?, ?)";</w:t>
+        <w:t xml:space="preserve">    "INSERT INTO contacts_cpp (name, email) VALUES (?, ?)";</w:t>
       </w:r>
     </w:p>
     <w:p>
@@ -8398,15 +10475,15 @@
         <w:pStyle w:val="SourceCode"/>
       </w:pPr>
       <w:r>
-        <w:t xml:space="preserve">    "UPDATE contacts SET group_id = ? WHERE id = ?";</w:t>
-      </w:r>
-    </w:p>
-    <w:p>
-      <w:pPr>
-        <w:pStyle w:val="SourceCode"/>
-      </w:pPr>
-      <w:r>
-        <w:t>const std::string BROKEN_COUNT = "SELEC COUNT(*) AS total FROM contacts";</w:t>
+        <w:t xml:space="preserve">    "UPDATE contacts_cpp SET group_id = ? WHERE id = ?";</w:t>
+      </w:r>
+    </w:p>
+    <w:p>
+      <w:pPr>
+        <w:pStyle w:val="SourceCode"/>
+      </w:pPr>
+      <w:r>
+        <w:t>const std::string BROKEN_COUNT = "SELEC COUNT(*) AS total FROM contacts_cpp";</w:t>
       </w:r>
     </w:p>
     <w:p>
@@ -9402,7 +11479,7 @@
         <w:keepNext/>
       </w:pPr>
       <w:r>
-        <w:t>Run the block from the lesson-4.14 folder, in a terminal that has SPA_DB_PASSWORD. The block runs the Data Reset's file again just before the program, so the table holds exactly the reset's three contacts, and shows the exit code after it.</w:t>
+        <w:t>Run the block from the lesson-4.14 folder, in a terminal that has SPA_DB_PASSWORD. The block runs C++'s own reset file, sql/reset_contacts_cpp.sql, again just before the program, so contacts_cpp holds exactly the reset's three contacts and contact_groups_cpp is empty, and shows the exit code after it. Remember, each language has its own tables and its own reset file; the C++ programs use contacts_cpp and contact_groups_cpp, and never touch another language's rows.</w:t>
       </w:r>
     </w:p>
     <w:p>
@@ -9513,7 +11590,7 @@
         <w:pStyle w:val="CommandBlock"/>
       </w:pPr>
       <w:r>
-        <w:t xml:space="preserve">    -e "source ./sql/reset_contacts.sql"</w:t>
+        <w:t xml:space="preserve">    -e "source ./sql/reset_contacts_cpp.sql"</w:t>
       </w:r>
     </w:p>
     <w:p>
@@ -9597,7 +11674,7 @@
         <w:keepNext/>
       </w:pPr>
       <w:r>
-        <w:t>mysql -u devuser -h 127.0.0.1 -P 3306 -D spa_contacts &lt; ./sql/reset_contacts.sql</w:t>
+        <w:t>mysql -u devuser -h 127.0.0.1 -P 3306 -D spa_contacts \</w:t>
       </w:r>
     </w:p>
     <w:p>
@@ -9606,6 +11683,15 @@
         <w:keepNext/>
       </w:pPr>
       <w:r>
+        <w:t xml:space="preserve">    &lt; ./sql/reset_contacts_cpp.sql</w:t>
+      </w:r>
+    </w:p>
+    <w:p>
+      <w:pPr>
+        <w:pStyle w:val="CommandBlock"/>
+        <w:keepNext/>
+      </w:pPr>
+      <w:r>
         <w:t>unset MYSQL_PWD</w:t>
       </w:r>
     </w:p>
@@ -10228,7 +12314,7 @@
         <w:pStyle w:val="SourceCode"/>
       </w:pPr>
       <w:r>
-        <w:t xml:space="preserve">    "INSERT INTO contacts (name, email) VALUES (?, ?)";</w:t>
+        <w:t xml:space="preserve">    "INSERT INTO contacts_cpp (name, email) VALUES (?, ?)";</w:t>
       </w:r>
     </w:p>
     <w:p>
@@ -10244,31 +12330,31 @@
         <w:pStyle w:val="SourceCode"/>
       </w:pPr>
       <w:r>
-        <w:t xml:space="preserve">    "UPDATE contacts SET group_id = ? WHERE id = ?";</w:t>
-      </w:r>
-    </w:p>
-    <w:p>
-      <w:pPr>
-        <w:pStyle w:val="SourceCode"/>
-      </w:pPr>
-      <w:r>
-        <w:t>const std::string DELETE_CONTACT = "DELETE FROM contacts WHERE id = ?";</w:t>
-      </w:r>
-    </w:p>
-    <w:p>
-      <w:pPr>
-        <w:pStyle w:val="SourceCode"/>
-      </w:pPr>
-      <w:r>
-        <w:t>const std::string COUNT_CONTACTS = "SELECT COUNT(*) AS total FROM contacts";</w:t>
-      </w:r>
-    </w:p>
-    <w:p>
-      <w:pPr>
-        <w:pStyle w:val="SourceCode"/>
-      </w:pPr>
-      <w:r>
-        <w:t>const std::string BROKEN_COUNT = "SELEC COUNT(*) AS total FROM contacts";</w:t>
+        <w:t xml:space="preserve">    "UPDATE contacts_cpp SET group_id = ? WHERE id = ?";</w:t>
+      </w:r>
+    </w:p>
+    <w:p>
+      <w:pPr>
+        <w:pStyle w:val="SourceCode"/>
+      </w:pPr>
+      <w:r>
+        <w:t>const std::string DELETE_CONTACT = "DELETE FROM contacts_cpp WHERE id = ?";</w:t>
+      </w:r>
+    </w:p>
+    <w:p>
+      <w:pPr>
+        <w:pStyle w:val="SourceCode"/>
+      </w:pPr>
+      <w:r>
+        <w:t>const std::string COUNT_CONTACTS = "SELECT COUNT(*) AS total FROM contacts_cpp";</w:t>
+      </w:r>
+    </w:p>
+    <w:p>
+      <w:pPr>
+        <w:pStyle w:val="SourceCode"/>
+      </w:pPr>
+      <w:r>
+        <w:t>const std::string BROKEN_COUNT = "SELEC COUNT(*) AS total FROM contacts_cpp";</w:t>
       </w:r>
     </w:p>
     <w:p>
@@ -12017,7 +14103,7 @@
         <w:pStyle w:val="CommandBlock"/>
       </w:pPr>
       <w:r>
-        <w:t xml:space="preserve">    -e "source ./sql/reset_contacts.sql"</w:t>
+        <w:t xml:space="preserve">    -e "source ./sql/reset_contacts_cpp.sql"</w:t>
       </w:r>
     </w:p>
     <w:p>
@@ -12101,7 +14187,7 @@
         <w:keepNext/>
       </w:pPr>
       <w:r>
-        <w:t>mysql -u devuser -h 127.0.0.1 -P 3306 -D spa_contacts &lt; ./sql/reset_contacts.sql</w:t>
+        <w:t>mysql -u devuser -h 127.0.0.1 -P 3306 -D spa_contacts \</w:t>
       </w:r>
     </w:p>
     <w:p>
@@ -12110,6 +14196,15 @@
         <w:keepNext/>
       </w:pPr>
       <w:r>
+        <w:t xml:space="preserve">    &lt; ./sql/reset_contacts_cpp.sql</w:t>
+      </w:r>
+    </w:p>
+    <w:p>
+      <w:pPr>
+        <w:pStyle w:val="CommandBlock"/>
+        <w:keepNext/>
+      </w:pPr>
+      <w:r>
         <w:t>unset MYSQL_PWD</w:t>
       </w:r>
     </w:p>
@@ -12841,7 +14936,7 @@
         <w:pStyle w:val="SourceCode"/>
       </w:pPr>
       <w:r>
-        <w:t xml:space="preserve">        "INSERT INTO contacts (name, email) VALUES (@name, @email)";</w:t>
+        <w:t xml:space="preserve">        "INSERT INTO contacts_csharp (name, email) VALUES (@name, @email)";</w:t>
       </w:r>
     </w:p>
     <w:p>
@@ -12857,7 +14952,7 @@
         <w:pStyle w:val="SourceCode"/>
       </w:pPr>
       <w:r>
-        <w:t xml:space="preserve">        "UPDATE contacts SET group_id = @group_id WHERE id = @id";</w:t>
+        <w:t xml:space="preserve">        "UPDATE contacts_csharp SET group_id = @group_id WHERE id = @id";</w:t>
       </w:r>
     </w:p>
     <w:p>
@@ -12873,7 +14968,7 @@
         <w:pStyle w:val="SourceCode"/>
       </w:pPr>
       <w:r>
-        <w:t xml:space="preserve">        "SELEC COUNT(*) AS total FROM contacts";</w:t>
+        <w:t xml:space="preserve">        "SELEC COUNT(*) AS total FROM contacts_csharp";</w:t>
       </w:r>
     </w:p>
     <w:p>
@@ -14141,7 +16236,7 @@
         <w:keepNext/>
       </w:pPr>
       <w:r>
-        <w:t>Run the block from the lesson-4.14 folder, in a terminal that has SPA_DB_PASSWORD. The block runs the Data Reset's file again just before the program, so the table holds exactly the reset's three contacts, and shows the exit code after it.</w:t>
+        <w:t>Run the block from the lesson-4.14 folder, in a terminal that has SPA_DB_PASSWORD. The block runs C#'s own reset file, sql/reset_contacts_csharp.sql, again just before the program, so contacts_csharp holds exactly the reset's three contacts and contact_groups_csharp is empty, and shows the exit code after it. Remember, each language has its own tables and its own reset file; the C# programs use contacts_csharp and contact_groups_csharp, and never touch another language's rows.</w:t>
       </w:r>
     </w:p>
     <w:p>
@@ -14191,7 +16286,7 @@
         <w:keepNext/>
       </w:pPr>
       <w:r>
-        <w:t xml:space="preserve">    -e "source ./sql/reset_contacts.sql"</w:t>
+        <w:t xml:space="preserve">    -e "source ./sql/reset_contacts_csharp.sql"</w:t>
       </w:r>
     </w:p>
     <w:p>
@@ -14257,7 +16352,7 @@
         <w:keepNext/>
       </w:pPr>
       <w:r>
-        <w:t>mysql -u devuser -h 127.0.0.1 -P 3306 -D spa_contacts &lt; ./sql/reset_contacts.sql</w:t>
+        <w:t>mysql -u devuser -h 127.0.0.1 -P 3306 -D spa_contacts \</w:t>
       </w:r>
     </w:p>
     <w:p>
@@ -14266,6 +16361,15 @@
         <w:keepNext/>
       </w:pPr>
       <w:r>
+        <w:t xml:space="preserve">    &lt; ./sql/reset_contacts_csharp.sql</w:t>
+      </w:r>
+    </w:p>
+    <w:p>
+      <w:pPr>
+        <w:pStyle w:val="CommandBlock"/>
+        <w:keepNext/>
+      </w:pPr>
+      <w:r>
         <w:t>unset MYSQL_PWD</w:t>
       </w:r>
     </w:p>
@@ -14872,7 +16976,7 @@
         <w:pStyle w:val="SourceCode"/>
       </w:pPr>
       <w:r>
-        <w:t xml:space="preserve">        "INSERT INTO contacts (name, email) VALUES (@name, @email)";</w:t>
+        <w:t xml:space="preserve">        "INSERT INTO contacts_csharp (name, email) VALUES (@name, @email)";</w:t>
       </w:r>
     </w:p>
     <w:p>
@@ -14888,7 +16992,7 @@
         <w:pStyle w:val="SourceCode"/>
       </w:pPr>
       <w:r>
-        <w:t xml:space="preserve">        "UPDATE contacts SET group_id = @group_id WHERE id = @id";</w:t>
+        <w:t xml:space="preserve">        "UPDATE contacts_csharp SET group_id = @group_id WHERE id = @id";</w:t>
       </w:r>
     </w:p>
     <w:p>
@@ -14904,7 +17008,7 @@
         <w:pStyle w:val="SourceCode"/>
       </w:pPr>
       <w:r>
-        <w:t xml:space="preserve">        "DELETE FROM contacts WHERE id = @id";</w:t>
+        <w:t xml:space="preserve">        "DELETE FROM contacts_csharp WHERE id = @id";</w:t>
       </w:r>
     </w:p>
     <w:p>
@@ -14920,7 +17024,7 @@
         <w:pStyle w:val="SourceCode"/>
       </w:pPr>
       <w:r>
-        <w:t xml:space="preserve">        "SELECT COUNT(*) AS total FROM contacts";</w:t>
+        <w:t xml:space="preserve">        "SELECT COUNT(*) AS total FROM contacts_csharp";</w:t>
       </w:r>
     </w:p>
     <w:p>
@@ -14936,7 +17040,7 @@
         <w:pStyle w:val="SourceCode"/>
       </w:pPr>
       <w:r>
-        <w:t xml:space="preserve">        "SELEC COUNT(*) AS total FROM contacts";</w:t>
+        <w:t xml:space="preserve">        "SELEC COUNT(*) AS total FROM contacts_csharp";</w:t>
       </w:r>
     </w:p>
     <w:p>
@@ -16851,7 +18955,7 @@
         <w:keepNext/>
       </w:pPr>
       <w:r>
-        <w:t xml:space="preserve">    -e "source ./sql/reset_contacts.sql"</w:t>
+        <w:t xml:space="preserve">    -e "source ./sql/reset_contacts_csharp.sql"</w:t>
       </w:r>
     </w:p>
     <w:p>
@@ -16917,7 +19021,7 @@
         <w:keepNext/>
       </w:pPr>
       <w:r>
-        <w:t>mysql -u devuser -h 127.0.0.1 -P 3306 -D spa_contacts &lt; ./sql/reset_contacts.sql</w:t>
+        <w:t>mysql -u devuser -h 127.0.0.1 -P 3306 -D spa_contacts \</w:t>
       </w:r>
     </w:p>
     <w:p>
@@ -16926,6 +19030,15 @@
         <w:keepNext/>
       </w:pPr>
       <w:r>
+        <w:t xml:space="preserve">    &lt; ./sql/reset_contacts_csharp.sql</w:t>
+      </w:r>
+    </w:p>
+    <w:p>
+      <w:pPr>
+        <w:pStyle w:val="CommandBlock"/>
+        <w:keepNext/>
+      </w:pPr>
+      <w:r>
         <w:t>unset MYSQL_PWD</w:t>
       </w:r>
     </w:p>
@@ -17692,23 +19805,23 @@
         <w:pStyle w:val="SourceCode"/>
       </w:pPr>
       <w:r>
-        <w:t>const insertContactSQL = "INSERT INTO contacts (name, email) VALUES (?, ?)"</w:t>
-      </w:r>
-    </w:p>
-    <w:p>
-      <w:pPr>
-        <w:pStyle w:val="SourceCode"/>
-      </w:pPr>
-      <w:r>
-        <w:t>const assignGroupSQL = "UPDATE contacts SET group_id = ? WHERE id = ?"</w:t>
-      </w:r>
-    </w:p>
-    <w:p>
-      <w:pPr>
-        <w:pStyle w:val="SourceCode"/>
-      </w:pPr>
-      <w:r>
-        <w:t>const brokenCountSQL = "SELEC COUNT(*) AS total FROM contacts"</w:t>
+        <w:t>const insertContactSQL = "INSERT INTO contacts_go (name, email) VALUES (?, ?)"</w:t>
+      </w:r>
+    </w:p>
+    <w:p>
+      <w:pPr>
+        <w:pStyle w:val="SourceCode"/>
+      </w:pPr>
+      <w:r>
+        <w:t>const assignGroupSQL = "UPDATE contacts_go SET group_id = ? WHERE id = ?"</w:t>
+      </w:r>
+    </w:p>
+    <w:p>
+      <w:pPr>
+        <w:pStyle w:val="SourceCode"/>
+      </w:pPr>
+      <w:r>
+        <w:t>const brokenCountSQL = "SELEC COUNT(*) AS total FROM contacts_go"</w:t>
       </w:r>
     </w:p>
     <w:p>
@@ -18864,7 +20977,7 @@
         <w:keepNext/>
       </w:pPr>
       <w:r>
-        <w:t>Run the block from the lesson-4.14 folder, in a terminal that has SPA_DB_PASSWORD. The block runs the Data Reset's file again just before the program, so the table holds exactly the reset's three contacts, and shows the exit code after it.</w:t>
+        <w:t>Run the block from the lesson-4.14 folder, in a terminal that has SPA_DB_PASSWORD. The block runs Go's own reset file, sql/reset_contacts_go.sql, again just before the program, so contacts_go holds exactly the reset's three contacts and contact_groups_go is empty, and shows the exit code after it. Remember, each language has its own tables and its own reset file; the Go programs use contacts_go and contact_groups_go, and never touch another language's rows.</w:t>
       </w:r>
     </w:p>
     <w:p>
@@ -18914,7 +21027,7 @@
         <w:keepNext/>
       </w:pPr>
       <w:r>
-        <w:t xml:space="preserve">    -e "source ./sql/reset_contacts.sql"</w:t>
+        <w:t xml:space="preserve">    -e "source ./sql/reset_contacts_go.sql"</w:t>
       </w:r>
     </w:p>
     <w:p>
@@ -18980,7 +21093,7 @@
         <w:keepNext/>
       </w:pPr>
       <w:r>
-        <w:t>mysql -u devuser -h 127.0.0.1 -P 3306 -D spa_contacts &lt; ./sql/reset_contacts.sql</w:t>
+        <w:t>mysql -u devuser -h 127.0.0.1 -P 3306 -D spa_contacts \</w:t>
       </w:r>
     </w:p>
     <w:p>
@@ -18989,6 +21102,15 @@
         <w:keepNext/>
       </w:pPr>
       <w:r>
+        <w:t xml:space="preserve">    &lt; ./sql/reset_contacts_go.sql</w:t>
+      </w:r>
+    </w:p>
+    <w:p>
+      <w:pPr>
+        <w:pStyle w:val="CommandBlock"/>
+        <w:keepNext/>
+      </w:pPr>
+      <w:r>
         <w:t>unset MYSQL_PWD</w:t>
       </w:r>
     </w:p>
@@ -19638,39 +21760,39 @@
         <w:pStyle w:val="SourceCode"/>
       </w:pPr>
       <w:r>
-        <w:t>const insertContactSQL = "INSERT INTO contacts (name, email) VALUES (?, ?)"</w:t>
-      </w:r>
-    </w:p>
-    <w:p>
-      <w:pPr>
-        <w:pStyle w:val="SourceCode"/>
-      </w:pPr>
-      <w:r>
-        <w:t>const assignGroupSQL = "UPDATE contacts SET group_id = ? WHERE id = ?"</w:t>
-      </w:r>
-    </w:p>
-    <w:p>
-      <w:pPr>
-        <w:pStyle w:val="SourceCode"/>
-      </w:pPr>
-      <w:r>
-        <w:t>const deleteContactSQL = "DELETE FROM contacts WHERE id = ?"</w:t>
-      </w:r>
-    </w:p>
-    <w:p>
-      <w:pPr>
-        <w:pStyle w:val="SourceCode"/>
-      </w:pPr>
-      <w:r>
-        <w:t>const countContactsSQL = "SELECT COUNT(*) AS total FROM contacts"</w:t>
-      </w:r>
-    </w:p>
-    <w:p>
-      <w:pPr>
-        <w:pStyle w:val="SourceCode"/>
-      </w:pPr>
-      <w:r>
-        <w:t>const brokenCountSQL = "SELEC COUNT(*) AS total FROM contacts"</w:t>
+        <w:t>const insertContactSQL = "INSERT INTO contacts_go (name, email) VALUES (?, ?)"</w:t>
+      </w:r>
+    </w:p>
+    <w:p>
+      <w:pPr>
+        <w:pStyle w:val="SourceCode"/>
+      </w:pPr>
+      <w:r>
+        <w:t>const assignGroupSQL = "UPDATE contacts_go SET group_id = ? WHERE id = ?"</w:t>
+      </w:r>
+    </w:p>
+    <w:p>
+      <w:pPr>
+        <w:pStyle w:val="SourceCode"/>
+      </w:pPr>
+      <w:r>
+        <w:t>const deleteContactSQL = "DELETE FROM contacts_go WHERE id = ?"</w:t>
+      </w:r>
+    </w:p>
+    <w:p>
+      <w:pPr>
+        <w:pStyle w:val="SourceCode"/>
+      </w:pPr>
+      <w:r>
+        <w:t>const countContactsSQL = "SELECT COUNT(*) AS total FROM contacts_go"</w:t>
+      </w:r>
+    </w:p>
+    <w:p>
+      <w:pPr>
+        <w:pStyle w:val="SourceCode"/>
+      </w:pPr>
+      <w:r>
+        <w:t>const brokenCountSQL = "SELEC COUNT(*) AS total FROM contacts_go"</w:t>
       </w:r>
     </w:p>
     <w:p>
@@ -21539,7 +23661,7 @@
         <w:keepNext/>
       </w:pPr>
       <w:r>
-        <w:t xml:space="preserve">    -e "source ./sql/reset_contacts.sql"</w:t>
+        <w:t xml:space="preserve">    -e "source ./sql/reset_contacts_go.sql"</w:t>
       </w:r>
     </w:p>
     <w:p>
@@ -21605,7 +23727,7 @@
         <w:keepNext/>
       </w:pPr>
       <w:r>
-        <w:t>mysql -u devuser -h 127.0.0.1 -P 3306 -D spa_contacts &lt; ./sql/reset_contacts.sql</w:t>
+        <w:t>mysql -u devuser -h 127.0.0.1 -P 3306 -D spa_contacts \</w:t>
       </w:r>
     </w:p>
     <w:p>
@@ -21614,6 +23736,15 @@
         <w:keepNext/>
       </w:pPr>
       <w:r>
+        <w:t xml:space="preserve">    &lt; ./sql/reset_contacts_go.sql</w:t>
+      </w:r>
+    </w:p>
+    <w:p>
+      <w:pPr>
+        <w:pStyle w:val="CommandBlock"/>
+        <w:keepNext/>
+      </w:pPr>
+      <w:r>
         <w:t>unset MYSQL_PWD</w:t>
       </w:r>
     </w:p>
@@ -22334,23 +24465,23 @@
         <w:pStyle w:val="SourceCode"/>
       </w:pPr>
       <w:r>
-        <w:t>INSERT_CONTACT = "INSERT INTO contacts (name, email) VALUES (%s, %s)"</w:t>
-      </w:r>
-    </w:p>
-    <w:p>
-      <w:pPr>
-        <w:pStyle w:val="SourceCode"/>
-      </w:pPr>
-      <w:r>
-        <w:t>ASSIGN_GROUP = "UPDATE contacts SET group_id = %s WHERE id = %s"</w:t>
-      </w:r>
-    </w:p>
-    <w:p>
-      <w:pPr>
-        <w:pStyle w:val="SourceCode"/>
-      </w:pPr>
-      <w:r>
-        <w:t>BROKEN_COUNT = "SELEC COUNT(*) AS total FROM contacts"</w:t>
+        <w:t>INSERT_CONTACT = "INSERT INTO contacts_python (name, email) VALUES (%s, %s)"</w:t>
+      </w:r>
+    </w:p>
+    <w:p>
+      <w:pPr>
+        <w:pStyle w:val="SourceCode"/>
+      </w:pPr>
+      <w:r>
+        <w:t>ASSIGN_GROUP = "UPDATE contacts_python SET group_id = %s WHERE id = %s"</w:t>
+      </w:r>
+    </w:p>
+    <w:p>
+      <w:pPr>
+        <w:pStyle w:val="SourceCode"/>
+      </w:pPr>
+      <w:r>
+        <w:t>BROKEN_COUNT = "SELEC COUNT(*) AS total FROM contacts_python"</w:t>
       </w:r>
     </w:p>
     <w:p>
@@ -23142,7 +25273,10 @@
         <w:keepNext/>
       </w:pPr>
       <w:r>
-        <w:t>Run the block from the lesson-4.14 folder, in a terminal that has SPA_DB_PASSWORD. Python has no build step. The block runs the Data Reset's file again just before the program, so the table holds exactly the reset's three contacts, and shows the exit code after it.</w:t>
+        <w:t>Run the block from the lesson-4.14 folder, in a terminal that has SPA_DB_PASSWORD. Python has no build step. The block runs Python's own reset file, sql/reset_contacts_python.sql, again just before the program, so contacts_python holds exactly the reset's three contacts and contact_groups_python is empty, and shows the exit code after it. Remember, each language has its own tables and its own reset file; the Python programs use contacts_python and contact_groups_python, and never touch another language's ro</w:t>
+      </w:r>
+      <w:r>
+        <w:t>ws.</w:t>
       </w:r>
     </w:p>
     <w:p>
@@ -23183,7 +25317,7 @@
         <w:keepNext/>
       </w:pPr>
       <w:r>
-        <w:t xml:space="preserve">    -e "source ./sql/reset_contacts.sql"</w:t>
+        <w:t xml:space="preserve">    -e "source ./sql/reset_contacts_python.sql"</w:t>
       </w:r>
     </w:p>
     <w:p>
@@ -23240,7 +25374,7 @@
         <w:keepNext/>
       </w:pPr>
       <w:r>
-        <w:t>mysql -u devuser -h 127.0.0.1 -P 3306 -D spa_contacts &lt; ./sql/reset_contacts.sql</w:t>
+        <w:t>mysql -u devuser -h 127.0.0.1 -P 3306 -D spa_contacts \</w:t>
       </w:r>
     </w:p>
     <w:p>
@@ -23249,6 +25383,15 @@
         <w:keepNext/>
       </w:pPr>
       <w:r>
+        <w:t xml:space="preserve">    &lt; ./sql/reset_contacts_python.sql</w:t>
+      </w:r>
+    </w:p>
+    <w:p>
+      <w:pPr>
+        <w:pStyle w:val="CommandBlock"/>
+        <w:keepNext/>
+      </w:pPr>
+      <w:r>
         <w:t>unset MYSQL_PWD</w:t>
       </w:r>
     </w:p>
@@ -23860,39 +26003,39 @@
         <w:pStyle w:val="SourceCode"/>
       </w:pPr>
       <w:r>
-        <w:t>INSERT_CONTACT = "INSERT INTO contacts (name, email) VALUES (%s, %s)"</w:t>
-      </w:r>
-    </w:p>
-    <w:p>
-      <w:pPr>
-        <w:pStyle w:val="SourceCode"/>
-      </w:pPr>
-      <w:r>
-        <w:t>ASSIGN_GROUP = "UPDATE contacts SET group_id = %s WHERE id = %s"</w:t>
-      </w:r>
-    </w:p>
-    <w:p>
-      <w:pPr>
-        <w:pStyle w:val="SourceCode"/>
-      </w:pPr>
-      <w:r>
-        <w:t>DELETE_CONTACT = "DELETE FROM contacts WHERE id = %s"</w:t>
-      </w:r>
-    </w:p>
-    <w:p>
-      <w:pPr>
-        <w:pStyle w:val="SourceCode"/>
-      </w:pPr>
-      <w:r>
-        <w:t>COUNT_CONTACTS = "SELECT COUNT(*) AS total FROM contacts"</w:t>
-      </w:r>
-    </w:p>
-    <w:p>
-      <w:pPr>
-        <w:pStyle w:val="SourceCode"/>
-      </w:pPr>
-      <w:r>
-        <w:t>BROKEN_COUNT = "SELEC COUNT(*) AS total FROM contacts"</w:t>
+        <w:t>INSERT_CONTACT = "INSERT INTO contacts_python (name, email) VALUES (%s, %s)"</w:t>
+      </w:r>
+    </w:p>
+    <w:p>
+      <w:pPr>
+        <w:pStyle w:val="SourceCode"/>
+      </w:pPr>
+      <w:r>
+        <w:t>ASSIGN_GROUP = "UPDATE contacts_python SET group_id = %s WHERE id = %s"</w:t>
+      </w:r>
+    </w:p>
+    <w:p>
+      <w:pPr>
+        <w:pStyle w:val="SourceCode"/>
+      </w:pPr>
+      <w:r>
+        <w:t>DELETE_CONTACT = "DELETE FROM contacts_python WHERE id = %s"</w:t>
+      </w:r>
+    </w:p>
+    <w:p>
+      <w:pPr>
+        <w:pStyle w:val="SourceCode"/>
+      </w:pPr>
+      <w:r>
+        <w:t>COUNT_CONTACTS = "SELECT COUNT(*) AS total FROM contacts_python"</w:t>
+      </w:r>
+    </w:p>
+    <w:p>
+      <w:pPr>
+        <w:pStyle w:val="SourceCode"/>
+      </w:pPr>
+      <w:r>
+        <w:t>BROKEN_COUNT = "SELEC COUNT(*) AS total FROM contacts_python"</w:t>
       </w:r>
     </w:p>
     <w:p>
@@ -25166,7 +27309,7 @@
         <w:keepNext/>
       </w:pPr>
       <w:r>
-        <w:t xml:space="preserve">    -e "source ./sql/reset_contacts.sql"</w:t>
+        <w:t xml:space="preserve">    -e "source ./sql/reset_contacts_python.sql"</w:t>
       </w:r>
     </w:p>
     <w:p>
@@ -25223,7 +27366,7 @@
         <w:keepNext/>
       </w:pPr>
       <w:r>
-        <w:t>mysql -u devuser -h 127.0.0.1 -P 3306 -D spa_contacts &lt; ./sql/reset_contacts.sql</w:t>
+        <w:t>mysql -u devuser -h 127.0.0.1 -P 3306 -D spa_contacts \</w:t>
       </w:r>
     </w:p>
     <w:p>
@@ -25232,6 +27375,15 @@
         <w:keepNext/>
       </w:pPr>
       <w:r>
+        <w:t xml:space="preserve">    &lt; ./sql/reset_contacts_python.sql</w:t>
+      </w:r>
+    </w:p>
+    <w:p>
+      <w:pPr>
+        <w:pStyle w:val="CommandBlock"/>
+        <w:keepNext/>
+      </w:pPr>
+      <w:r>
         <w:t>unset MYSQL_PWD</w:t>
       </w:r>
     </w:p>
@@ -25939,23 +28091,31 @@
         <w:pStyle w:val="SourceCode"/>
       </w:pPr>
       <w:r>
-        <w:t xml:space="preserve">    "INSERT INTO contacts (name, email) VALUES (?, ?)";</w:t>
-      </w:r>
-    </w:p>
-    <w:p>
-      <w:pPr>
-        <w:pStyle w:val="SourceCode"/>
-      </w:pPr>
-      <w:r>
-        <w:t>const ASSIGN_GROUP: string = "UPDATE contacts SET group_id = ? WHERE id = ?";</w:t>
-      </w:r>
-    </w:p>
-    <w:p>
-      <w:pPr>
-        <w:pStyle w:val="SourceCode"/>
-      </w:pPr>
-      <w:r>
-        <w:t>const BROKEN_COUNT: string = "SELEC COUNT(*) AS total FROM contacts";</w:t>
+        <w:t xml:space="preserve">    "INSERT INTO contacts_typescript (name, email) VALUES (?, ?)";</w:t>
+      </w:r>
+    </w:p>
+    <w:p>
+      <w:pPr>
+        <w:pStyle w:val="SourceCode"/>
+      </w:pPr>
+      <w:r>
+        <w:t>const ASSIGN_GROUP: string =</w:t>
+      </w:r>
+    </w:p>
+    <w:p>
+      <w:pPr>
+        <w:pStyle w:val="SourceCode"/>
+      </w:pPr>
+      <w:r>
+        <w:t xml:space="preserve">    "UPDATE contacts_typescript SET group_id = ? WHERE id = ?";</w:t>
+      </w:r>
+    </w:p>
+    <w:p>
+      <w:pPr>
+        <w:pStyle w:val="SourceCode"/>
+      </w:pPr>
+      <w:r>
+        <w:t>const BROKEN_COUNT: string = "SELEC COUNT(*) AS total FROM contacts_typescript";</w:t>
       </w:r>
     </w:p>
     <w:p>
@@ -27143,7 +29303,10 @@
         <w:keepNext/>
       </w:pPr>
       <w:r>
-        <w:t>Run the block from the lesson-4.14 folder, in a terminal that has SPA_DB_PASSWORD. The block runs the Data Reset's file again just before the program, so the table holds exactly the reset's three contacts, and shows the exit code after it.</w:t>
+        <w:t xml:space="preserve">Run the block from the lesson-4.14 folder, in a terminal that has SPA_DB_PASSWORD. The block runs TypeScript's own reset file, sql/reset_contacts_typescript.sql, again just before the program, so contacts_typescript holds exactly the reset's three contacts and contact_groups_typescript is empty, and shows the exit code after it. Remember, each language has its own tables and its own reset file; the TypeScript programs use contacts_typescript and contact_groups_typescript, and never touch another language's </w:t>
+      </w:r>
+      <w:r>
+        <w:t>rows.</w:t>
       </w:r>
     </w:p>
     <w:p>
@@ -27202,7 +29365,7 @@
         <w:keepNext/>
       </w:pPr>
       <w:r>
-        <w:t xml:space="preserve">    -e "source ./sql/reset_contacts.sql"</w:t>
+        <w:t xml:space="preserve">    -e "source ./sql/reset_contacts_typescript.sql"</w:t>
       </w:r>
     </w:p>
     <w:p>
@@ -27277,7 +29440,7 @@
         <w:keepNext/>
       </w:pPr>
       <w:r>
-        <w:t>mysql -u devuser -h 127.0.0.1 -P 3306 -D spa_contacts &lt; ./sql/reset_contacts.sql</w:t>
+        <w:t>mysql -u devuser -h 127.0.0.1 -P 3306 -D spa_contacts \</w:t>
       </w:r>
     </w:p>
     <w:p>
@@ -27286,6 +29449,15 @@
         <w:keepNext/>
       </w:pPr>
       <w:r>
+        <w:t xml:space="preserve">    &lt; ./sql/reset_contacts_typescript.sql</w:t>
+      </w:r>
+    </w:p>
+    <w:p>
+      <w:pPr>
+        <w:pStyle w:val="CommandBlock"/>
+        <w:keepNext/>
+      </w:pPr>
+      <w:r>
         <w:t>unset MYSQL_PWD</w:t>
       </w:r>
     </w:p>
@@ -27908,39 +30080,55 @@
         <w:pStyle w:val="SourceCode"/>
       </w:pPr>
       <w:r>
-        <w:t xml:space="preserve">    "INSERT INTO contacts (name, email) VALUES (?, ?)";</w:t>
-      </w:r>
-    </w:p>
-    <w:p>
-      <w:pPr>
-        <w:pStyle w:val="SourceCode"/>
-      </w:pPr>
-      <w:r>
-        <w:t>const ASSIGN_GROUP: string = "UPDATE contacts SET group_id = ? WHERE id = ?";</w:t>
-      </w:r>
-    </w:p>
-    <w:p>
-      <w:pPr>
-        <w:pStyle w:val="SourceCode"/>
-      </w:pPr>
-      <w:r>
-        <w:t>const DELETE_CONTACT: string = "DELETE FROM contacts WHERE id = ?";</w:t>
-      </w:r>
-    </w:p>
-    <w:p>
-      <w:pPr>
-        <w:pStyle w:val="SourceCode"/>
-      </w:pPr>
-      <w:r>
-        <w:t>const COUNT_CONTACTS: string = "SELECT COUNT(*) AS total FROM contacts";</w:t>
-      </w:r>
-    </w:p>
-    <w:p>
-      <w:pPr>
-        <w:pStyle w:val="SourceCode"/>
-      </w:pPr>
-      <w:r>
-        <w:t>const BROKEN_COUNT: string = "SELEC COUNT(*) AS total FROM contacts";</w:t>
+        <w:t xml:space="preserve">    "INSERT INTO contacts_typescript (name, email) VALUES (?, ?)";</w:t>
+      </w:r>
+    </w:p>
+    <w:p>
+      <w:pPr>
+        <w:pStyle w:val="SourceCode"/>
+      </w:pPr>
+      <w:r>
+        <w:t>const ASSIGN_GROUP: string =</w:t>
+      </w:r>
+    </w:p>
+    <w:p>
+      <w:pPr>
+        <w:pStyle w:val="SourceCode"/>
+      </w:pPr>
+      <w:r>
+        <w:t xml:space="preserve">    "UPDATE contacts_typescript SET group_id = ? WHERE id = ?";</w:t>
+      </w:r>
+    </w:p>
+    <w:p>
+      <w:pPr>
+        <w:pStyle w:val="SourceCode"/>
+      </w:pPr>
+      <w:r>
+        <w:t>const DELETE_CONTACT: string = "DELETE FROM contacts_typescript WHERE id = ?";</w:t>
+      </w:r>
+    </w:p>
+    <w:p>
+      <w:pPr>
+        <w:pStyle w:val="SourceCode"/>
+      </w:pPr>
+      <w:r>
+        <w:t>const COUNT_CONTACTS: string =</w:t>
+      </w:r>
+    </w:p>
+    <w:p>
+      <w:pPr>
+        <w:pStyle w:val="SourceCode"/>
+      </w:pPr>
+      <w:r>
+        <w:t xml:space="preserve">    "SELECT COUNT(*) AS total FROM contacts_typescript";</w:t>
+      </w:r>
+    </w:p>
+    <w:p>
+      <w:pPr>
+        <w:pStyle w:val="SourceCode"/>
+      </w:pPr>
+      <w:r>
+        <w:t>const BROKEN_COUNT: string = "SELEC COUNT(*) AS total FROM contacts_typescript";</w:t>
       </w:r>
     </w:p>
     <w:p>
@@ -29699,7 +31887,7 @@
         <w:keepNext/>
       </w:pPr>
       <w:r>
-        <w:t xml:space="preserve">    -e "source ./sql/reset_contacts.sql"</w:t>
+        <w:t xml:space="preserve">    -e "source ./sql/reset_contacts_typescript.sql"</w:t>
       </w:r>
     </w:p>
     <w:p>
@@ -29774,7 +31962,7 @@
         <w:keepNext/>
       </w:pPr>
       <w:r>
-        <w:t>mysql -u devuser -h 127.0.0.1 -P 3306 -D spa_contacts &lt; ./sql/reset_contacts.sql</w:t>
+        <w:t>mysql -u devuser -h 127.0.0.1 -P 3306 -D spa_contacts \</w:t>
       </w:r>
     </w:p>
     <w:p>
@@ -29783,6 +31971,15 @@
         <w:keepNext/>
       </w:pPr>
       <w:r>
+        <w:t xml:space="preserve">    &lt; ./sql/reset_contacts_typescript.sql</w:t>
+      </w:r>
+    </w:p>
+    <w:p>
+      <w:pPr>
+        <w:pStyle w:val="CommandBlock"/>
+        <w:keepNext/>
+      </w:pPr>
+      <w:r>
         <w:t>unset MYSQL_PWD</w:t>
       </w:r>
     </w:p>
@@ -30921,6 +33118,24 @@
         <w:keepNext/>
       </w:pPr>
       <w:r>
+        <w:t>Tables: contacts_c and contact_groups_c for C; each language has its own</w:t>
+      </w:r>
+    </w:p>
+    <w:p>
+      <w:pPr>
+        <w:pStyle w:val="RequiredOutput"/>
+        <w:keepNext/>
+      </w:pPr>
+      <w:r>
+        <w:t xml:space="preserve">  pair (contacts_go, contact_groups_go, ...), reset by its own file</w:t>
+      </w:r>
+    </w:p>
+    <w:p>
+      <w:pPr>
+        <w:pStyle w:val="RequiredOutput"/>
+        <w:keepNext/>
+      </w:pPr>
+      <w:r>
         <w:t>Unused port: 3307 (nothing listens there)</w:t>
       </w:r>
     </w:p>
@@ -30957,7 +33172,7 @@
         <w:keepNext/>
       </w:pPr>
       <w:r>
-        <w:t>Typo: SELEC COUNT(*) AS total FROM contacts</w:t>
+        <w:t>Typo: SELEC COUNT(*) AS total FROM contacts_c</w:t>
       </w:r>
     </w:p>
     <w:p>
@@ -30975,7 +33190,7 @@
         <w:keepNext/>
       </w:pPr>
       <w:r>
-        <w:t>Exercise: SELECT COUNT(*) AS total FROM contact (no such table)</w:t>
+        <w:t>Exercise: SELECT COUNT(*) AS total FROM contact_c (no such table)</w:t>
       </w:r>
     </w:p>
     <w:p>
@@ -31144,7 +33359,7 @@
     </w:p>
     <w:p>
       <w:r>
-        <w:t>Right after any program's Build and Run block, ask the server about the table yourself, from the mysql client: a second connection, separate from the program's.</w:t>
+        <w:t>Right after any program's Build and Run block, ask the server about the table yourself, from the mysql client: a second connection, separate from the program's. The query reads contacts_c, the C programs' table; put your language's table in its place.</w:t>
       </w:r>
     </w:p>
     <w:p>
@@ -31193,7 +33408,7 @@
         <w:keepNext/>
       </w:pPr>
       <w:r>
-        <w:t xml:space="preserve">    -e "SELECT id, name, email, phone, group_id FROM contacts ORDER BY id"</w:t>
+        <w:t xml:space="preserve">    -e "SELECT id, name, email, phone, group_id FROM contacts_c ORDER BY id"</w:t>
       </w:r>
     </w:p>
     <w:p>
@@ -31308,7 +33523,7 @@
         <w:keepNext/>
       </w:pPr>
       <w:r>
-        <w:t xml:space="preserve">    -e "SELECT id, name, email, phone, group_id FROM contacts ORDER BY id"</w:t>
+        <w:t xml:space="preserve">    -e "SELECT id, name, email, phone, group_id FROM contacts_c ORDER BY id"</w:t>
       </w:r>
     </w:p>
     <w:p>
@@ -31371,7 +33586,7 @@
         <w:pStyle w:val="ListBullet"/>
       </w:pPr>
       <w:r>
-        <w:t>Giving one number one meaning everywhere. 1062 from the contacts INSERT is a taken email; from the contact_groups INSERT it is a taken group name. Let the operation choose the words.</w:t>
+        <w:t>Giving one number one meaning everywhere. 1062 from the contacts INSERT is a taken email; from the groups INSERT it is a taken group name. Let the operation choose the words.</w:t>
       </w:r>
     </w:p>
     <w:p>
@@ -31478,7 +33693,7 @@
     </w:p>
     <w:p>
       <w:r>
-        <w:t>See the fallback at work. In the Production-Minded program, add a sixth attempt right after the count with the typo: count the rows of a table that does not exist, contact, without the s. The server refuses it with error 1146, a number user_message does not expect.</w:t>
+        <w:t>See the fallback at work. In the Production-Minded program, add a sixth attempt right after the count with the typo: count the rows of a table that does not exist, your language's contacts table without the s: contact_c in C, contact_cpp in C++, and so on. The server refuses it with error 1146, a number user_message does not expect.</w:t>
       </w:r>
     </w:p>
     <w:p>
@@ -31491,7 +33706,7 @@
         <w:pStyle w:val="ListBullet"/>
       </w:pPr>
       <w:r>
-        <w:t>C: Add #define MISSING_TABLE_COUNT "SELECT COUNT(*) AS total FROM contact" below BROKEN_COUNT, and in main, right after the print_count call for BROKEN_COUNT, add failures = failures + print_count(connection, MISSING_TABLE_COUNT);.</w:t>
+        <w:t>C: Add #define MISSING_TABLE_COUNT "SELECT COUNT(*) AS total FROM contact_c" below BROKEN_COUNT, and in main, right after the print_count call for BROKEN_COUNT, add failures = failures + print_count(connection, MISSING_TABLE_COUNT);.</w:t>
       </w:r>
     </w:p>
     <w:p>
@@ -31499,7 +33714,7 @@
         <w:pStyle w:val="ListBullet"/>
       </w:pPr>
       <w:r>
-        <w:t>C++: Add const std::string MISSING_TABLE_COUNT = "SELECT COUNT(*) AS total FROM contact"; below BROKEN_COUNT, and in main, right after the printCount call for BROKEN_COUNT, add failures = failures + printCount(*connection, MISSING_TABLE_COUNT);.</w:t>
+        <w:t>C++: Add const std::string MISSING_TABLE_COUNT = "SELECT COUNT(*) AS total FROM contact_cpp"; below BROKEN_COUNT, and in main, right after the printCount call for BROKEN_COUNT, add failures = failures + printCount(*connection, MISSING_TABLE_COUNT);.</w:t>
       </w:r>
     </w:p>
     <w:p>
@@ -31507,7 +33722,7 @@
         <w:pStyle w:val="ListBullet"/>
       </w:pPr>
       <w:r>
-        <w:t>C#: Add private const string MissingTableCountSql = "SELECT COUNT(*) AS total FROM contact"; below BrokenCountSql, and in Main, right after the PrintCount call for BrokenCountSql, add failures = failures + PrintCount(connection, MissingTableCountSql);.</w:t>
+        <w:t>C#: Add private const string MissingTableCountSql = "SELECT COUNT(*) AS total FROM contact_csharp"; below BrokenCountSql, and in Main, right after the PrintCount call for BrokenCountSql, add failures = failures + PrintCount(connection, MissingTableCountSql);.</w:t>
       </w:r>
     </w:p>
     <w:p>
@@ -31515,7 +33730,7 @@
         <w:pStyle w:val="ListBullet"/>
       </w:pPr>
       <w:r>
-        <w:t>Go: Add const missingTableCountSQL = "SELECT COUNT(*) AS total FROM contact" below brokenCountSQL, and in run, right after the printCount call for brokenCountSQL, add failures = failures + printCount(database, missingTableCountSQL).</w:t>
+        <w:t>Go: Add const missingTableCountSQL = "SELECT COUNT(*) AS total FROM contact_go" below brokenCountSQL, and in run, right after the printCount call for brokenCountSQL, add failures = failures + printCount(database, missingTableCountSQL).</w:t>
       </w:r>
     </w:p>
     <w:p>
@@ -31523,7 +33738,7 @@
         <w:pStyle w:val="ListBullet"/>
       </w:pPr>
       <w:r>
-        <w:t>Python: Add MISSING_TABLE_COUNT = "SELECT COUNT(*) AS total FROM contact" below BROKEN_COUNT, and in main, right after the print_count call for BROKEN_COUNT, add failures = failures + print_count(connection, MISSING_TABLE_COUNT).</w:t>
+        <w:t>Python: Add MISSING_TABLE_COUNT = "SELECT COUNT(*) AS total FROM contact_python" below BROKEN_COUNT, and in main, right after the print_count call for BROKEN_COUNT, add failures = failures + print_count(connection, MISSING_TABLE_COUNT).</w:t>
       </w:r>
     </w:p>
     <w:p>
@@ -31531,7 +33746,7 @@
         <w:pStyle w:val="ListBullet"/>
       </w:pPr>
       <w:r>
-        <w:t>TypeScript: Add const MISSING_TABLE_COUNT: string = "SELECT COUNT(*) AS total FROM contact"; below BROKEN_COUNT, and in main, right after the printCount call for BROKEN_COUNT, add failures = failures + await printCount(connection, MISSING_TABLE_COUNT);.</w:t>
+        <w:t>TypeScript: Add const MISSING_TABLE_COUNT: string = "SELECT COUNT(*) AS total FROM contact_typescript"; below BROKEN_COUNT, and in main, right after the printCount call for BROKEN_COUNT, add failures = failures + await printCount(connection, MISSING_TABLE_COUNT);.</w:t>
       </w:r>
     </w:p>
     <w:p>
@@ -31551,7 +33766,7 @@
     </w:p>
     <w:p>
       <w:r>
-        <w:t>The output must match the Required Exercise Output below, with exit code 1: the new line is the server's own message, Table 'spa_contacts.contact' doesn't exist, because the default case returns it unchanged. The failure is reported and counted, never hidden. Then think about whether a user could act on that line: 1146 is a program mistake like 1064, so a real program would add a case for it with the Please report this bug message.</w:t>
+        <w:t>The output must match the Required Exercise Output below, with exit code 1: the new line is the server's own message, Table 'spa_contacts.contact_c' doesn't exist (with your language's name), because the default case returns it unchanged. The failure is reported and counted, never hidden. Then think about whether a user could act on that line: 1146 is a program mistake like 1064, so a real program would add a case for it with the Please report this bug message.</w:t>
       </w:r>
     </w:p>
     <w:p>
@@ -31577,7 +33792,7 @@
         <w:keepNext/>
       </w:pPr>
       <w:r>
-        <w:t>With the count of the missing table contact added after the typo, and exit code 1:</w:t>
+        <w:t>With the count of the missing table contact_c added after the typo, and exit code 1. These are the C programs' lines; every other language shows its own table's name, such as contact_go, in place of contact_c.</w:t>
       </w:r>
     </w:p>
     <w:p>
@@ -31681,7 +33896,7 @@
         <w:keepNext/>
       </w:pPr>
       <w:r>
-        <w:t>Error: Table 'spa_contacts.contact' doesn't exist</w:t>
+        <w:t>Error: Table 'spa_contacts.contact_c' doesn't exist</w:t>
       </w:r>
     </w:p>
     <w:p>
@@ -31726,10 +33941,10 @@
     </w:p>
     <w:p>
       <w:r>
-        <w:t>Give one number a second meaning. contact_groups.name is UNIQUE (Lesson 4.11), so adding the group Work twice is refused with 1062, the same number as a taken email, and user_message would print That email is already in use., which is wrong here. Copy add_group (addGroup, AddGroup) from Lesson 4.11's Production-Minded program, with its INSERT INTO contact_groups (name) VALUES (?) (C# @name, Python %s). In its failure path, test the number first: for 1062, print Error: That group name is already in use.; for</w:t>
-      </w:r>
-      <w:r>
-        <w:t xml:space="preserve"> any other number, call report_error (reportError, ReportError). It still returns the new id, or 0 after the Error line. In the Production-Minded program, right after the Connected line, call it for Work once, then a second time, adding 1 to failures when the second call returns 0.</w:t>
+        <w:t>Give one number a second meaning. A group's name is UNIQUE (Lesson 4.11), in every language's groups table, so adding the group Work twice is refused with 1062, the same number as a taken email, and user_message would print That email is already in use., which is wrong here. Copy add_group (addGroup, AddGroup) from Lesson 4.11's Production-Minded program, with its INSERT INTO contact_groups_c (name) VALUES (?), with your language's groups table in place of contact_groups_c (C# @name, Python %s). In its fail</w:t>
+      </w:r>
+      <w:r>
+        <w:t>ure path, test the number first: for 1062, print Error: That group name is already in use.; for any other number, call report_error (reportError, ReportError). It still returns the new id, or 0 after the Error line. In the Production-Minded program, right after the Connected line, call it for Work once, then a second time, adding 1 to failures when the second call returns 0.</w:t>
       </w:r>
     </w:p>
     <w:p>
@@ -31742,7 +33957,10 @@
         <w:pStyle w:val="ListBullet"/>
       </w:pPr>
       <w:r>
-        <w:t>C: Add #define INSERT_GROUP "INSERT INTO contact_groups (name) VALUES (?)" and copy add_group from Lesson 4.11's Production-Minded program (its insert_group and add_group in one function is fine). Where it reports a failed statement, test mysql_stmt_errno(statement) == 1062 first and print the new line; otherwise call report_error. In main, after the Connected line, put "Work" in a char array, call add_group with it once, then call it again inside if (add_group(connection, work) == 0) and add 1 to failures.</w:t>
+        <w:t>C: Add #define INSERT_GROUP "INSERT INTO contact_groups_c (name) VALUES (?)" and copy add_group from Lesson 4.11's Production-Minded program (its insert_group and add_group in one function is fine). Where it reports a failed statement, test mysql_stmt_errno(statement) == 1062 first and print the new line; otherwise call report_error. In main, after the Connected line, put "Work" in a char array, call add_group with it once, then call it again inside if (add_group(connection, work) == 0) and add 1 to failure</w:t>
+      </w:r>
+      <w:r>
+        <w:t>s.</w:t>
       </w:r>
     </w:p>
     <w:p>
@@ -31974,7 +34192,7 @@
         <w:keepNext/>
       </w:pPr>
       <w:r>
-        <w:t>With both changes, and exit code 1:</w:t>
+        <w:t>With both changes, and exit code 1. These are the C programs' lines; every other language shows its own table's name, such as contact_go, in place of contact_c.</w:t>
       </w:r>
     </w:p>
     <w:p>
@@ -32096,7 +34314,7 @@
         <w:keepNext/>
       </w:pPr>
       <w:r>
-        <w:t>Error: Table 'spa_contacts.contact' doesn't exist</w:t>
+        <w:t>Error: Table 'spa_contacts.contact_c' doesn't exist</w:t>
       </w:r>
     </w:p>
     <w:p>
@@ -32425,31 +34643,31 @@
       </w:rPr>
     </w:lvl>
   </w:abstractNum>
-  <w:num w:numId="1" w16cid:durableId="1739590747">
+  <w:num w:numId="1" w16cid:durableId="736633223">
     <w:abstractNumId w:val="8"/>
   </w:num>
-  <w:num w:numId="2" w16cid:durableId="1905525340">
+  <w:num w:numId="2" w16cid:durableId="715276852">
     <w:abstractNumId w:val="6"/>
   </w:num>
-  <w:num w:numId="3" w16cid:durableId="539173202">
+  <w:num w:numId="3" w16cid:durableId="1439257908">
     <w:abstractNumId w:val="5"/>
   </w:num>
-  <w:num w:numId="4" w16cid:durableId="1308438133">
+  <w:num w:numId="4" w16cid:durableId="418992086">
     <w:abstractNumId w:val="4"/>
   </w:num>
-  <w:num w:numId="5" w16cid:durableId="1799059725">
+  <w:num w:numId="5" w16cid:durableId="1112284400">
     <w:abstractNumId w:val="7"/>
   </w:num>
-  <w:num w:numId="6" w16cid:durableId="1909270186">
+  <w:num w:numId="6" w16cid:durableId="359864944">
     <w:abstractNumId w:val="3"/>
   </w:num>
-  <w:num w:numId="7" w16cid:durableId="736435678">
+  <w:num w:numId="7" w16cid:durableId="753673900">
     <w:abstractNumId w:val="2"/>
   </w:num>
-  <w:num w:numId="8" w16cid:durableId="213389966">
+  <w:num w:numId="8" w16cid:durableId="1592278318">
     <w:abstractNumId w:val="1"/>
   </w:num>
-  <w:num w:numId="9" w16cid:durableId="56710675">
+  <w:num w:numId="9" w16cid:durableId="1465194044">
     <w:abstractNumId w:val="0"/>
   </w:num>
 </w:numbering>
